--- a/lessons/8-2/downloads/reveal/teacher/8.2-homework-packet-level-1.docx
+++ b/lessons/8-2/downloads/reveal/teacher/8.2-homework-packet-level-1.docx
@@ -78,14 +78,15 @@
           <w:caps/>
           <w:color w:val="003A70"/>
           <w:spacing w:val="12"/>
-          <w:sz w:val="21"/>
+          <w:sz w:val="22"/>
           <w:szCs w:val="21"/>
         </w:rPr>
-        <w:t xml:space="preserve">Lesson 8-2  ·  Homework Packet  ·  Level 1  ·  Sheet 1 of 2</w:t>
+        <w:t xml:space="preserve">Lesson 8-2  ·  Homework Packet  ·  Supported  ·  Session 1 · pages 1–2</w:t>
       </w:r>
     </w:p>
     <w:p>
       <w:pPr>
+        <w:pStyle w:val="Heading1"/>
         <w:keepNext/>
         <w:spacing w:before="0" w:after="10" w:line="240" w:lineRule="auto"/>
       </w:pPr>
@@ -111,7 +112,7 @@
         <w:rPr>
           <w:rFonts w:ascii="Avenir Next" w:hAnsi="Avenir Next" w:cs="Avenir Next" w:eastAsia="Avenir Next"/>
           <w:color w:val="5A5F66"/>
-          <w:sz w:val="17"/>
+          <w:sz w:val="22"/>
           <w:szCs w:val="17"/>
         </w:rPr>
         <w:t xml:space="preserve">Maryland Standard 6.EE.B.7   ·   Learning target — I can solve an addition equation by subtracting the same amount from both sides.</w:t>
@@ -158,6 +159,7 @@
           </w:tcPr>
           <w:p>
             <w:pPr>
+              <w:pStyle w:val="Heading2"/>
               <w:spacing w:before="0" w:after="40" w:line="264" w:lineRule="auto"/>
             </w:pPr>
             <w:r>
@@ -185,25 +187,25 @@
                 <w:rFonts w:ascii="Avenir Next" w:hAnsi="Avenir Next" w:cs="Avenir Next" w:eastAsia="Avenir Next"/>
                 <w:b/>
                 <w:color w:val="003A70"/>
+                <w:sz w:val="22"/>
+                <w:szCs w:val="18"/>
+              </w:rPr>
+              <w:t xml:space="preserve">•</w:t>
+            </w:r>
+            <w:r>
+              <w:rPr>
+                <w:rFonts w:ascii="Avenir Next" w:hAnsi="Avenir Next" w:cs="Avenir Next" w:eastAsia="Avenir Next"/>
+                <w:color w:val="1A1A1A"/>
                 <w:sz w:val="18"/>
                 <w:szCs w:val="18"/>
               </w:rPr>
-              <w:t xml:space="preserve">•</w:t>
-            </w:r>
-            <w:r>
-              <w:rPr>
-                <w:rFonts w:ascii="Avenir Next" w:hAnsi="Avenir Next" w:cs="Avenir Next" w:eastAsia="Avenir Next"/>
-                <w:color w:val="1A1A1A"/>
-                <w:sz w:val="18"/>
-                <w:szCs w:val="18"/>
-              </w:rPr>
               <w:tab/>
             </w:r>
             <w:r>
               <w:rPr>
                 <w:rFonts w:ascii="Avenir Next" w:hAnsi="Avenir Next" w:cs="Avenir Next" w:eastAsia="Avenir Next"/>
                 <w:color w:val="1A1A1A"/>
-                <w:sz w:val="18"/>
+                <w:sz w:val="22"/>
                 <w:szCs w:val="18"/>
               </w:rPr>
               <w:t xml:space="preserve">Addition and subtraction are </w:t>
@@ -213,7 +215,7 @@
                 <w:rFonts w:ascii="Avenir Next" w:hAnsi="Avenir Next" w:cs="Avenir Next" w:eastAsia="Avenir Next"/>
                 <w:b/>
                 <w:color w:val="1A1A1A"/>
-                <w:sz w:val="18"/>
+                <w:sz w:val="22"/>
                 <w:szCs w:val="18"/>
               </w:rPr>
               <w:t xml:space="preserve">inverse operations</w:t>
@@ -222,7 +224,7 @@
               <w:rPr>
                 <w:rFonts w:ascii="Avenir Next" w:hAnsi="Avenir Next" w:cs="Avenir Next" w:eastAsia="Avenir Next"/>
                 <w:color w:val="1A1A1A"/>
-                <w:sz w:val="18"/>
+                <w:sz w:val="22"/>
                 <w:szCs w:val="18"/>
               </w:rPr>
               <w:t xml:space="preserve">. They undo each other.</w:t>
@@ -241,10 +243,95 @@
                 <w:rFonts w:ascii="Avenir Next" w:hAnsi="Avenir Next" w:cs="Avenir Next" w:eastAsia="Avenir Next"/>
                 <w:b/>
                 <w:color w:val="003A70"/>
+                <w:sz w:val="22"/>
+                <w:szCs w:val="18"/>
+              </w:rPr>
+              <w:t xml:space="preserve">•</w:t>
+            </w:r>
+            <w:r>
+              <w:rPr>
+                <w:rFonts w:ascii="Avenir Next" w:hAnsi="Avenir Next" w:cs="Avenir Next" w:eastAsia="Avenir Next"/>
+                <w:color w:val="1A1A1A"/>
                 <w:sz w:val="18"/>
                 <w:szCs w:val="18"/>
               </w:rPr>
-              <w:t xml:space="preserve">•</w:t>
+              <w:tab/>
+            </w:r>
+            <w:r>
+              <w:rPr>
+                <w:rFonts w:ascii="Avenir Next" w:hAnsi="Avenir Next" w:cs="Avenir Next" w:eastAsia="Avenir Next"/>
+                <w:color w:val="1A1A1A"/>
+                <w:sz w:val="22"/>
+                <w:szCs w:val="18"/>
+              </w:rPr>
+              <w:t xml:space="preserve">To solve </w:t>
+            </w:r>
+            <w:r>
+              <w:rPr>
+                <w:rFonts w:ascii="Avenir Next" w:hAnsi="Avenir Next" w:cs="Avenir Next" w:eastAsia="Avenir Next"/>
+                <w:i/>
+                <w:color w:val="1A1A1A"/>
+                <w:sz w:val="22"/>
+                <w:szCs w:val="18"/>
+              </w:rPr>
+              <w:t xml:space="preserve">x</w:t>
+            </w:r>
+            <w:r>
+              <w:rPr>
+                <w:rFonts w:ascii="Avenir Next" w:hAnsi="Avenir Next" w:cs="Avenir Next" w:eastAsia="Avenir Next"/>
+                <w:color w:val="1A1A1A"/>
+                <w:sz w:val="22"/>
+                <w:szCs w:val="18"/>
+              </w:rPr>
+              <w:t xml:space="preserve"> + </w:t>
+            </w:r>
+            <w:r>
+              <w:rPr>
+                <w:rFonts w:ascii="Avenir Next" w:hAnsi="Avenir Next" w:cs="Avenir Next" w:eastAsia="Avenir Next"/>
+                <w:i/>
+                <w:color w:val="1A1A1A"/>
+                <w:sz w:val="22"/>
+                <w:szCs w:val="18"/>
+              </w:rPr>
+              <w:t xml:space="preserve">a</w:t>
+            </w:r>
+            <w:r>
+              <w:rPr>
+                <w:rFonts w:ascii="Avenir Next" w:hAnsi="Avenir Next" w:cs="Avenir Next" w:eastAsia="Avenir Next"/>
+                <w:color w:val="1A1A1A"/>
+                <w:sz w:val="22"/>
+                <w:szCs w:val="18"/>
+              </w:rPr>
+              <w:t xml:space="preserve"> = </w:t>
+            </w:r>
+            <w:r>
+              <w:rPr>
+                <w:rFonts w:ascii="Avenir Next" w:hAnsi="Avenir Next" w:cs="Avenir Next" w:eastAsia="Avenir Next"/>
+                <w:i/>
+                <w:color w:val="1A1A1A"/>
+                <w:sz w:val="22"/>
+                <w:szCs w:val="18"/>
+              </w:rPr>
+              <w:t xml:space="preserve">b</w:t>
+            </w:r>
+            <w:r>
+              <w:rPr>
+                <w:rFonts w:ascii="Avenir Next" w:hAnsi="Avenir Next" w:cs="Avenir Next" w:eastAsia="Avenir Next"/>
+                <w:color w:val="1A1A1A"/>
+                <w:sz w:val="22"/>
+                <w:szCs w:val="18"/>
+              </w:rPr>
+              <w:t xml:space="preserve">, </w:t>
+            </w:r>
+            <w:r>
+              <w:rPr>
+                <w:rFonts w:ascii="Avenir Next" w:hAnsi="Avenir Next" w:cs="Avenir Next" w:eastAsia="Avenir Next"/>
+                <w:b/>
+                <w:color w:val="1A1A1A"/>
+                <w:sz w:val="22"/>
+                <w:szCs w:val="18"/>
+              </w:rPr>
+              <w:t xml:space="preserve">subtract</w:t>
             </w:r>
             <w:r>
               <w:rPr>
@@ -253,7 +340,17 @@
                 <w:sz w:val="18"/>
                 <w:szCs w:val="18"/>
               </w:rPr>
-              <w:tab/>
+              <w:t xml:space="preserve"> </w:t>
+            </w:r>
+            <w:r>
+              <w:rPr>
+                <w:rFonts w:ascii="Avenir Next" w:hAnsi="Avenir Next" w:cs="Avenir Next" w:eastAsia="Avenir Next"/>
+                <w:i/>
+                <w:color w:val="1A1A1A"/>
+                <w:sz w:val="22"/>
+                <w:szCs w:val="18"/>
+              </w:rPr>
+              <w:t xml:space="preserve">a</w:t>
             </w:r>
             <w:r>
               <w:rPr>
@@ -262,109 +359,14 @@
                 <w:sz w:val="18"/>
                 <w:szCs w:val="18"/>
               </w:rPr>
-              <w:t xml:space="preserve">To solve </w:t>
-            </w:r>
-            <w:r>
-              <w:rPr>
-                <w:rFonts w:ascii="Avenir Next" w:hAnsi="Avenir Next" w:cs="Avenir Next" w:eastAsia="Avenir Next"/>
-                <w:i/>
-                <w:color w:val="1A1A1A"/>
-                <w:sz w:val="18"/>
-                <w:szCs w:val="18"/>
-              </w:rPr>
-              <w:t xml:space="preserve">x</w:t>
-            </w:r>
-            <w:r>
-              <w:rPr>
-                <w:rFonts w:ascii="Avenir Next" w:hAnsi="Avenir Next" w:cs="Avenir Next" w:eastAsia="Avenir Next"/>
-                <w:color w:val="1A1A1A"/>
-                <w:sz w:val="18"/>
-                <w:szCs w:val="18"/>
-              </w:rPr>
-              <w:t xml:space="preserve"> + </w:t>
-            </w:r>
-            <w:r>
-              <w:rPr>
-                <w:rFonts w:ascii="Avenir Next" w:hAnsi="Avenir Next" w:cs="Avenir Next" w:eastAsia="Avenir Next"/>
-                <w:i/>
-                <w:color w:val="1A1A1A"/>
-                <w:sz w:val="18"/>
-                <w:szCs w:val="18"/>
-              </w:rPr>
-              <w:t xml:space="preserve">a</w:t>
-            </w:r>
-            <w:r>
-              <w:rPr>
-                <w:rFonts w:ascii="Avenir Next" w:hAnsi="Avenir Next" w:cs="Avenir Next" w:eastAsia="Avenir Next"/>
-                <w:color w:val="1A1A1A"/>
-                <w:sz w:val="18"/>
-                <w:szCs w:val="18"/>
-              </w:rPr>
-              <w:t xml:space="preserve"> = </w:t>
-            </w:r>
-            <w:r>
-              <w:rPr>
-                <w:rFonts w:ascii="Avenir Next" w:hAnsi="Avenir Next" w:cs="Avenir Next" w:eastAsia="Avenir Next"/>
-                <w:i/>
-                <w:color w:val="1A1A1A"/>
-                <w:sz w:val="18"/>
-                <w:szCs w:val="18"/>
-              </w:rPr>
-              <w:t xml:space="preserve">b</w:t>
-            </w:r>
-            <w:r>
-              <w:rPr>
-                <w:rFonts w:ascii="Avenir Next" w:hAnsi="Avenir Next" w:cs="Avenir Next" w:eastAsia="Avenir Next"/>
-                <w:color w:val="1A1A1A"/>
-                <w:sz w:val="18"/>
-                <w:szCs w:val="18"/>
-              </w:rPr>
-              <w:t xml:space="preserve">, </w:t>
-            </w:r>
-            <w:r>
-              <w:rPr>
-                <w:rFonts w:ascii="Avenir Next" w:hAnsi="Avenir Next" w:cs="Avenir Next" w:eastAsia="Avenir Next"/>
-                <w:b/>
-                <w:color w:val="1A1A1A"/>
-                <w:sz w:val="18"/>
-                <w:szCs w:val="18"/>
-              </w:rPr>
-              <w:t xml:space="preserve">subtract</w:t>
-            </w:r>
-            <w:r>
-              <w:rPr>
-                <w:rFonts w:ascii="Avenir Next" w:hAnsi="Avenir Next" w:cs="Avenir Next" w:eastAsia="Avenir Next"/>
-                <w:color w:val="1A1A1A"/>
-                <w:sz w:val="18"/>
-                <w:szCs w:val="18"/>
-              </w:rPr>
               <w:t xml:space="preserve"> </w:t>
             </w:r>
             <w:r>
               <w:rPr>
                 <w:rFonts w:ascii="Avenir Next" w:hAnsi="Avenir Next" w:cs="Avenir Next" w:eastAsia="Avenir Next"/>
-                <w:i/>
-                <w:color w:val="1A1A1A"/>
-                <w:sz w:val="18"/>
-                <w:szCs w:val="18"/>
-              </w:rPr>
-              <w:t xml:space="preserve">a</w:t>
-            </w:r>
-            <w:r>
-              <w:rPr>
-                <w:rFonts w:ascii="Avenir Next" w:hAnsi="Avenir Next" w:cs="Avenir Next" w:eastAsia="Avenir Next"/>
-                <w:color w:val="1A1A1A"/>
-                <w:sz w:val="18"/>
-                <w:szCs w:val="18"/>
-              </w:rPr>
-              <w:t xml:space="preserve"> </w:t>
-            </w:r>
-            <w:r>
-              <w:rPr>
-                <w:rFonts w:ascii="Avenir Next" w:hAnsi="Avenir Next" w:cs="Avenir Next" w:eastAsia="Avenir Next"/>
-                <w:b/>
-                <w:color w:val="1A1A1A"/>
-                <w:sz w:val="18"/>
+                <w:b/>
+                <w:color w:val="1A1A1A"/>
+                <w:sz w:val="22"/>
                 <w:szCs w:val="18"/>
               </w:rPr>
               <w:t xml:space="preserve">from both sides</w:t>
@@ -373,7 +375,7 @@
               <w:rPr>
                 <w:rFonts w:ascii="Avenir Next" w:hAnsi="Avenir Next" w:cs="Avenir Next" w:eastAsia="Avenir Next"/>
                 <w:color w:val="1A1A1A"/>
-                <w:sz w:val="18"/>
+                <w:sz w:val="22"/>
                 <w:szCs w:val="18"/>
               </w:rPr>
               <w:t xml:space="preserve"> to keep the equation balanced.</w:t>
@@ -392,18 +394,18 @@
                 <w:rFonts w:ascii="Avenir Next" w:hAnsi="Avenir Next" w:cs="Avenir Next" w:eastAsia="Avenir Next"/>
                 <w:b/>
                 <w:color w:val="003A70"/>
+                <w:sz w:val="22"/>
+                <w:szCs w:val="18"/>
+              </w:rPr>
+              <w:t xml:space="preserve">•</w:t>
+            </w:r>
+            <w:r>
+              <w:rPr>
+                <w:rFonts w:ascii="Avenir Next" w:hAnsi="Avenir Next" w:cs="Avenir Next" w:eastAsia="Avenir Next"/>
+                <w:color w:val="1A1A1A"/>
                 <w:sz w:val="18"/>
                 <w:szCs w:val="18"/>
               </w:rPr>
-              <w:t xml:space="preserve">•</w:t>
-            </w:r>
-            <w:r>
-              <w:rPr>
-                <w:rFonts w:ascii="Avenir Next" w:hAnsi="Avenir Next" w:cs="Avenir Next" w:eastAsia="Avenir Next"/>
-                <w:color w:val="1A1A1A"/>
-                <w:sz w:val="18"/>
-                <w:szCs w:val="18"/>
-              </w:rPr>
               <w:tab/>
             </w:r>
             <w:r>
@@ -411,7 +413,7 @@
                 <w:rFonts w:ascii="Avenir Next" w:hAnsi="Avenir Next" w:cs="Avenir Next" w:eastAsia="Avenir Next"/>
                 <w:b/>
                 <w:color w:val="1A1A1A"/>
-                <w:sz w:val="18"/>
+                <w:sz w:val="22"/>
                 <w:szCs w:val="18"/>
               </w:rPr>
               <w:t xml:space="preserve">Check</w:t>
@@ -420,7 +422,7 @@
               <w:rPr>
                 <w:rFonts w:ascii="Avenir Next" w:hAnsi="Avenir Next" w:cs="Avenir Next" w:eastAsia="Avenir Next"/>
                 <w:color w:val="1A1A1A"/>
-                <w:sz w:val="18"/>
+                <w:sz w:val="22"/>
                 <w:szCs w:val="18"/>
               </w:rPr>
               <w:t xml:space="preserve"> by substituting your solution into the original equation.</w:t>
@@ -435,6 +437,7 @@
           </w:tcPr>
           <w:p>
             <w:pPr>
+              <w:pStyle w:val="Heading2"/>
               <w:spacing w:before="0" w:after="40" w:line="264" w:lineRule="auto"/>
             </w:pPr>
             <w:r>
@@ -457,7 +460,7 @@
               <w:rPr>
                 <w:rFonts w:ascii="Avenir Next" w:hAnsi="Avenir Next" w:cs="Avenir Next" w:eastAsia="Avenir Next"/>
                 <w:color w:val="1A1A1A"/>
-                <w:sz w:val="17"/>
+                <w:sz w:val="22"/>
                 <w:szCs w:val="17"/>
               </w:rPr>
               <w:t xml:space="preserve">Solve </w:t>
@@ -467,7 +470,7 @@
                 <w:rFonts w:ascii="Avenir Next" w:hAnsi="Avenir Next" w:cs="Avenir Next" w:eastAsia="Avenir Next"/>
                 <w:i/>
                 <w:color w:val="1A1A1A"/>
-                <w:sz w:val="17"/>
+                <w:sz w:val="22"/>
                 <w:szCs w:val="17"/>
               </w:rPr>
               <w:t xml:space="preserve">x</w:t>
@@ -476,7 +479,7 @@
               <w:rPr>
                 <w:rFonts w:ascii="Avenir Next" w:hAnsi="Avenir Next" w:cs="Avenir Next" w:eastAsia="Avenir Next"/>
                 <w:color w:val="1A1A1A"/>
-                <w:sz w:val="17"/>
+                <w:sz w:val="22"/>
                 <w:szCs w:val="17"/>
               </w:rPr>
               <w:t xml:space="preserve"> + 23 = 61.</w:t>
@@ -491,7 +494,7 @@
               <w:drawing>
                 <wp:inline distT="0" distB="0" distL="0" distR="0">
                   <wp:extent cx="2377440" cy="397962"/>
-                  <wp:docPr id="1" name="Figure 1"/>
+                  <wp:docPr id="1" name="Figure 1" descr="Tape diagram. : 2 equal sections; section labels x, 23. Total label: 61."/>
                   <a:graphic xmlns:a="http://schemas.openxmlformats.org/drawingml/2006/main">
                     <a:graphicData uri="http://schemas.openxmlformats.org/drawingml/2006/picture">
                       <pic:pic xmlns:pic="http://schemas.openxmlformats.org/drawingml/2006/picture">
@@ -534,44 +537,44 @@
                 <w:rFonts w:ascii="Avenir Next" w:hAnsi="Avenir Next" w:cs="Avenir Next" w:eastAsia="Avenir Next"/>
                 <w:b/>
                 <w:color w:val="003A70"/>
+                <w:sz w:val="22"/>
+                <w:szCs w:val="17"/>
+              </w:rPr>
+              <w:t xml:space="preserve">Step 1</w:t>
+            </w:r>
+            <w:r>
+              <w:rPr>
+                <w:rFonts w:ascii="Avenir Next" w:hAnsi="Avenir Next" w:cs="Avenir Next" w:eastAsia="Avenir Next"/>
+                <w:color w:val="1A1A1A"/>
                 <w:sz w:val="17"/>
                 <w:szCs w:val="17"/>
               </w:rPr>
-              <w:t xml:space="preserve">Step 1</w:t>
-            </w:r>
-            <w:r>
-              <w:rPr>
-                <w:rFonts w:ascii="Avenir Next" w:hAnsi="Avenir Next" w:cs="Avenir Next" w:eastAsia="Avenir Next"/>
-                <w:color w:val="1A1A1A"/>
-                <w:sz w:val="17"/>
+              <w:tab/>
+            </w:r>
+            <w:r>
+              <w:rPr>
+                <w:rFonts w:ascii="Avenir Next" w:hAnsi="Avenir Next" w:cs="Avenir Next" w:eastAsia="Avenir Next"/>
+                <w:color w:val="1A1A1A"/>
+                <w:sz w:val="22"/>
                 <w:szCs w:val="17"/>
               </w:rPr>
-              <w:tab/>
-            </w:r>
-            <w:r>
-              <w:rPr>
-                <w:rFonts w:ascii="Avenir Next" w:hAnsi="Avenir Next" w:cs="Avenir Next" w:eastAsia="Avenir Next"/>
-                <w:color w:val="1A1A1A"/>
-                <w:sz w:val="17"/>
+              <w:t xml:space="preserve">Subtract 23 from both sides: </w:t>
+            </w:r>
+            <w:r>
+              <w:rPr>
+                <w:rFonts w:ascii="Avenir Next" w:hAnsi="Avenir Next" w:cs="Avenir Next" w:eastAsia="Avenir Next"/>
+                <w:i/>
+                <w:color w:val="1A1A1A"/>
+                <w:sz w:val="22"/>
                 <w:szCs w:val="17"/>
               </w:rPr>
-              <w:t xml:space="preserve">Subtract 23 from both sides: </w:t>
-            </w:r>
-            <w:r>
-              <w:rPr>
-                <w:rFonts w:ascii="Avenir Next" w:hAnsi="Avenir Next" w:cs="Avenir Next" w:eastAsia="Avenir Next"/>
-                <w:i/>
-                <w:color w:val="1A1A1A"/>
-                <w:sz w:val="17"/>
-                <w:szCs w:val="17"/>
-              </w:rPr>
               <w:t xml:space="preserve">x</w:t>
             </w:r>
             <w:r>
               <w:rPr>
                 <w:rFonts w:ascii="Avenir Next" w:hAnsi="Avenir Next" w:cs="Avenir Next" w:eastAsia="Avenir Next"/>
                 <w:color w:val="1A1A1A"/>
-                <w:sz w:val="17"/>
+                <w:sz w:val="22"/>
                 <w:szCs w:val="17"/>
               </w:rPr>
               <w:t xml:space="preserve"> = 61 − 23 = 38</w:t>
@@ -590,25 +593,25 @@
                 <w:rFonts w:ascii="Avenir Next" w:hAnsi="Avenir Next" w:cs="Avenir Next" w:eastAsia="Avenir Next"/>
                 <w:b/>
                 <w:color w:val="003A70"/>
+                <w:sz w:val="22"/>
+                <w:szCs w:val="17"/>
+              </w:rPr>
+              <w:t xml:space="preserve">Step 2</w:t>
+            </w:r>
+            <w:r>
+              <w:rPr>
+                <w:rFonts w:ascii="Avenir Next" w:hAnsi="Avenir Next" w:cs="Avenir Next" w:eastAsia="Avenir Next"/>
+                <w:color w:val="1A1A1A"/>
                 <w:sz w:val="17"/>
                 <w:szCs w:val="17"/>
               </w:rPr>
-              <w:t xml:space="preserve">Step 2</w:t>
-            </w:r>
-            <w:r>
-              <w:rPr>
-                <w:rFonts w:ascii="Avenir Next" w:hAnsi="Avenir Next" w:cs="Avenir Next" w:eastAsia="Avenir Next"/>
-                <w:color w:val="1A1A1A"/>
-                <w:sz w:val="17"/>
-                <w:szCs w:val="17"/>
-              </w:rPr>
               <w:tab/>
             </w:r>
             <w:r>
               <w:rPr>
                 <w:rFonts w:ascii="Avenir Next" w:hAnsi="Avenir Next" w:cs="Avenir Next" w:eastAsia="Avenir Next"/>
                 <w:color w:val="1A1A1A"/>
-                <w:sz w:val="17"/>
+                <w:sz w:val="22"/>
                 <w:szCs w:val="17"/>
               </w:rPr>
               <w:t xml:space="preserve">Check: 38 + 23 = 61, so it checks.</w:t>
@@ -627,29 +630,29 @@
                 <w:rFonts w:ascii="Avenir Next" w:hAnsi="Avenir Next" w:cs="Avenir Next" w:eastAsia="Avenir Next"/>
                 <w:b/>
                 <w:color w:val="1A1A1A"/>
+                <w:sz w:val="22"/>
+                <w:szCs w:val="17"/>
+              </w:rPr>
+              <w:t xml:space="preserve">Answer</w:t>
+            </w:r>
+            <w:r>
+              <w:rPr>
+                <w:rFonts w:ascii="Avenir Next" w:hAnsi="Avenir Next" w:cs="Avenir Next" w:eastAsia="Avenir Next"/>
+                <w:color w:val="1A1A1A"/>
                 <w:sz w:val="17"/>
                 <w:szCs w:val="17"/>
               </w:rPr>
-              <w:t xml:space="preserve">Answer</w:t>
-            </w:r>
-            <w:r>
-              <w:rPr>
-                <w:rFonts w:ascii="Avenir Next" w:hAnsi="Avenir Next" w:cs="Avenir Next" w:eastAsia="Avenir Next"/>
-                <w:color w:val="1A1A1A"/>
-                <w:sz w:val="17"/>
+              <w:tab/>
+            </w:r>
+            <w:r>
+              <w:rPr>
+                <w:rFonts w:ascii="Avenir Next" w:hAnsi="Avenir Next" w:cs="Avenir Next" w:eastAsia="Avenir Next"/>
+                <w:b/>
+                <w:i/>
+                <w:color w:val="1A1A1A"/>
+                <w:sz w:val="22"/>
                 <w:szCs w:val="17"/>
               </w:rPr>
-              <w:tab/>
-            </w:r>
-            <w:r>
-              <w:rPr>
-                <w:rFonts w:ascii="Avenir Next" w:hAnsi="Avenir Next" w:cs="Avenir Next" w:eastAsia="Avenir Next"/>
-                <w:b/>
-                <w:i/>
-                <w:color w:val="1A1A1A"/>
-                <w:sz w:val="17"/>
-                <w:szCs w:val="17"/>
-              </w:rPr>
               <w:t xml:space="preserve">x</w:t>
             </w:r>
             <w:r>
@@ -657,7 +660,7 @@
                 <w:rFonts w:ascii="Avenir Next" w:hAnsi="Avenir Next" w:cs="Avenir Next" w:eastAsia="Avenir Next"/>
                 <w:b/>
                 <w:color w:val="1A1A1A"/>
-                <w:sz w:val="17"/>
+                <w:sz w:val="22"/>
                 <w:szCs w:val="17"/>
               </w:rPr>
               <w:t xml:space="preserve"> = 38</w:t>
@@ -707,6 +710,7 @@
           </w:tcPr>
           <w:p>
             <w:pPr>
+              <w:pStyle w:val="Heading2"/>
               <w:spacing w:before="0" w:after="40" w:line="264" w:lineRule="auto"/>
             </w:pPr>
             <w:r>
@@ -730,7 +734,7 @@
                 <w:rFonts w:ascii="Avenir Next" w:hAnsi="Avenir Next" w:cs="Avenir Next" w:eastAsia="Avenir Next"/>
                 <w:b/>
                 <w:color w:val="1A1A1A"/>
-                <w:sz w:val="21"/>
+                <w:sz w:val="22"/>
                 <w:szCs w:val="21"/>
               </w:rPr>
               <w:t xml:space="preserve">inverse operation</w:t>
@@ -739,7 +743,7 @@
               <w:rPr>
                 <w:rFonts w:ascii="Avenir Next" w:hAnsi="Avenir Next" w:cs="Avenir Next" w:eastAsia="Avenir Next"/>
                 <w:color w:val="5A5F66"/>
-                <w:sz w:val="21"/>
+                <w:sz w:val="22"/>
                 <w:szCs w:val="21"/>
               </w:rPr>
               <w:t xml:space="preserve"> — </w:t>
@@ -748,7 +752,7 @@
               <w:rPr>
                 <w:rFonts w:ascii="Avenir Next" w:hAnsi="Avenir Next" w:cs="Avenir Next" w:eastAsia="Avenir Next"/>
                 <w:color w:val="1A1A1A"/>
-                <w:sz w:val="21"/>
+                <w:sz w:val="22"/>
                 <w:szCs w:val="21"/>
               </w:rPr>
               <w:t xml:space="preserve">undoes another: + and −</w:t>
@@ -763,7 +767,7 @@
                 <w:rFonts w:ascii="Avenir Next" w:hAnsi="Avenir Next" w:cs="Avenir Next" w:eastAsia="Avenir Next"/>
                 <w:b/>
                 <w:color w:val="1A1A1A"/>
-                <w:sz w:val="21"/>
+                <w:sz w:val="22"/>
                 <w:szCs w:val="21"/>
               </w:rPr>
               <w:t xml:space="preserve">both sides</w:t>
@@ -772,7 +776,7 @@
               <w:rPr>
                 <w:rFonts w:ascii="Avenir Next" w:hAnsi="Avenir Next" w:cs="Avenir Next" w:eastAsia="Avenir Next"/>
                 <w:color w:val="5A5F66"/>
-                <w:sz w:val="21"/>
+                <w:sz w:val="22"/>
                 <w:szCs w:val="21"/>
               </w:rPr>
               <w:t xml:space="preserve"> — </w:t>
@@ -781,7 +785,7 @@
               <w:rPr>
                 <w:rFonts w:ascii="Avenir Next" w:hAnsi="Avenir Next" w:cs="Avenir Next" w:eastAsia="Avenir Next"/>
                 <w:color w:val="1A1A1A"/>
-                <w:sz w:val="21"/>
+                <w:sz w:val="22"/>
                 <w:szCs w:val="21"/>
               </w:rPr>
               <w:t xml:space="preserve">do the same thing to each side</w:t>
@@ -807,7 +811,7 @@
                 <w:rFonts w:ascii="Avenir Next" w:hAnsi="Avenir Next" w:cs="Avenir Next" w:eastAsia="Avenir Next"/>
                 <w:b/>
                 <w:color w:val="1A1A1A"/>
-                <w:sz w:val="21"/>
+                <w:sz w:val="22"/>
                 <w:szCs w:val="21"/>
               </w:rPr>
               <w:t xml:space="preserve">check</w:t>
@@ -816,7 +820,7 @@
               <w:rPr>
                 <w:rFonts w:ascii="Avenir Next" w:hAnsi="Avenir Next" w:cs="Avenir Next" w:eastAsia="Avenir Next"/>
                 <w:color w:val="5A5F66"/>
-                <w:sz w:val="21"/>
+                <w:sz w:val="22"/>
                 <w:szCs w:val="21"/>
               </w:rPr>
               <w:t xml:space="preserve"> — </w:t>
@@ -825,7 +829,7 @@
               <w:rPr>
                 <w:rFonts w:ascii="Avenir Next" w:hAnsi="Avenir Next" w:cs="Avenir Next" w:eastAsia="Avenir Next"/>
                 <w:color w:val="1A1A1A"/>
-                <w:sz w:val="21"/>
+                <w:sz w:val="22"/>
                 <w:szCs w:val="21"/>
               </w:rPr>
               <w:t xml:space="preserve">put your answer back in</w:t>
@@ -836,6 +840,7 @@
     </w:tbl>
     <w:p>
       <w:pPr>
+        <w:pStyle w:val="Heading2"/>
         <w:keepNext/>
         <w:pBdr>
           <w:bottom w:val="single" w:sz="8" w:space="3" w:color="003A70"/>
@@ -851,7 +856,7 @@
           <w:b/>
           <w:color w:val="003A70"/>
           <w:spacing w:val="14"/>
-          <w:sz w:val="21"/>
+          <w:sz w:val="22"/>
           <w:szCs w:val="21"/>
         </w:rPr>
         <w:t xml:space="preserve">PRACTICE</w:t>
@@ -870,7 +875,7 @@
           <w:rFonts w:ascii="Avenir Next" w:hAnsi="Avenir Next" w:cs="Avenir Next" w:eastAsia="Avenir Next"/>
           <w:i/>
           <w:color w:val="5A5F66"/>
-          <w:sz w:val="17"/>
+          <w:sz w:val="22"/>
           <w:szCs w:val="17"/>
         </w:rPr>
         <w:t xml:space="preserve">show your work · label units</w:t>
@@ -1541,7 +1546,7 @@
               <w:drawing>
                 <wp:inline distT="0" distB="0" distL="0" distR="0">
                   <wp:extent cx="3291840" cy="551025"/>
-                  <wp:docPr id="2" name="Figure 2"/>
+                  <wp:docPr id="2" name="Figure 2" descr="Tape diagram. : 2 equal sections; section labels p, 46. Total label: 93."/>
                   <a:graphic xmlns:a="http://schemas.openxmlformats.org/drawingml/2006/main">
                     <a:graphicData uri="http://schemas.openxmlformats.org/drawingml/2006/picture">
                       <pic:pic xmlns:pic="http://schemas.openxmlformats.org/drawingml/2006/picture">
@@ -1584,7 +1589,7 @@
                 <w:rFonts w:ascii="Avenir Next" w:hAnsi="Avenir Next" w:cs="Avenir Next" w:eastAsia="Avenir Next"/>
                 <w:b/>
                 <w:color w:val="1A1A1A"/>
-                <w:sz w:val="18"/>
+                <w:sz w:val="22"/>
                 <w:szCs w:val="18"/>
               </w:rPr>
               <w:t xml:space="preserve">Equation and solution</w:t>
@@ -1745,25 +1750,25 @@
                 <w:rFonts w:ascii="Avenir Next" w:hAnsi="Avenir Next" w:cs="Avenir Next" w:eastAsia="Avenir Next"/>
                 <w:b/>
                 <w:color w:val="003A70"/>
+                <w:sz w:val="22"/>
+                <w:szCs w:val="18"/>
+              </w:rPr>
+              <w:t xml:space="preserve">Step 1</w:t>
+            </w:r>
+            <w:r>
+              <w:rPr>
+                <w:rFonts w:ascii="Avenir Next" w:hAnsi="Avenir Next" w:cs="Avenir Next" w:eastAsia="Avenir Next"/>
+                <w:color w:val="1A1A1A"/>
                 <w:sz w:val="18"/>
                 <w:szCs w:val="18"/>
               </w:rPr>
-              <w:t xml:space="preserve">Step 1</w:t>
-            </w:r>
-            <w:r>
-              <w:rPr>
-                <w:rFonts w:ascii="Avenir Next" w:hAnsi="Avenir Next" w:cs="Avenir Next" w:eastAsia="Avenir Next"/>
-                <w:color w:val="1A1A1A"/>
-                <w:sz w:val="18"/>
-                <w:szCs w:val="18"/>
-              </w:rPr>
               <w:tab/>
             </w:r>
             <w:r>
               <w:rPr>
                 <w:rFonts w:ascii="Avenir Next" w:hAnsi="Avenir Next" w:cs="Avenir Next" w:eastAsia="Avenir Next"/>
                 <w:color w:val="1A1A1A"/>
-                <w:sz w:val="21"/>
+                <w:sz w:val="22"/>
                 <w:szCs w:val="21"/>
               </w:rPr>
               <w:t xml:space="preserve">Start + added = now.</w:t>
@@ -1783,25 +1788,25 @@
                 <w:rFonts w:ascii="Avenir Next" w:hAnsi="Avenir Next" w:cs="Avenir Next" w:eastAsia="Avenir Next"/>
                 <w:b/>
                 <w:color w:val="003A70"/>
+                <w:sz w:val="22"/>
+                <w:szCs w:val="18"/>
+              </w:rPr>
+              <w:t xml:space="preserve">Step 2</w:t>
+            </w:r>
+            <w:r>
+              <w:rPr>
+                <w:rFonts w:ascii="Avenir Next" w:hAnsi="Avenir Next" w:cs="Avenir Next" w:eastAsia="Avenir Next"/>
+                <w:color w:val="1A1A1A"/>
                 <w:sz w:val="18"/>
                 <w:szCs w:val="18"/>
               </w:rPr>
-              <w:t xml:space="preserve">Step 2</w:t>
-            </w:r>
-            <w:r>
-              <w:rPr>
-                <w:rFonts w:ascii="Avenir Next" w:hAnsi="Avenir Next" w:cs="Avenir Next" w:eastAsia="Avenir Next"/>
-                <w:color w:val="1A1A1A"/>
-                <w:sz w:val="18"/>
-                <w:szCs w:val="18"/>
-              </w:rPr>
               <w:tab/>
             </w:r>
             <w:r>
               <w:rPr>
                 <w:rFonts w:ascii="Avenir Next" w:hAnsi="Avenir Next" w:cs="Avenir Next" w:eastAsia="Avenir Next"/>
                 <w:color w:val="1A1A1A"/>
-                <w:sz w:val="21"/>
+                <w:sz w:val="22"/>
                 <w:szCs w:val="21"/>
               </w:rPr>
               <w:t xml:space="preserve">Subtract 27 from both sides.</w:t>
@@ -1878,25 +1883,25 @@
                 <w:rFonts w:ascii="Avenir Next" w:hAnsi="Avenir Next" w:cs="Avenir Next" w:eastAsia="Avenir Next"/>
                 <w:b/>
                 <w:color w:val="1A1A1A"/>
+                <w:sz w:val="22"/>
+                <w:szCs w:val="18"/>
+              </w:rPr>
+              <w:t xml:space="preserve">Answer</w:t>
+            </w:r>
+            <w:r>
+              <w:rPr>
+                <w:rFonts w:ascii="Avenir Next" w:hAnsi="Avenir Next" w:cs="Avenir Next" w:eastAsia="Avenir Next"/>
+                <w:color w:val="1A1A1A"/>
                 <w:sz w:val="18"/>
                 <w:szCs w:val="18"/>
               </w:rPr>
-              <w:t xml:space="preserve">Answer</w:t>
-            </w:r>
-            <w:r>
-              <w:rPr>
-                <w:rFonts w:ascii="Avenir Next" w:hAnsi="Avenir Next" w:cs="Avenir Next" w:eastAsia="Avenir Next"/>
-                <w:color w:val="1A1A1A"/>
-                <w:sz w:val="18"/>
-                <w:szCs w:val="18"/>
-              </w:rPr>
               <w:tab/>
             </w:r>
             <w:r>
               <w:rPr>
                 <w:rFonts w:ascii="Avenir Next" w:hAnsi="Avenir Next" w:cs="Avenir Next" w:eastAsia="Avenir Next"/>
                 <w:color w:val="1A1A1A"/>
-                <w:sz w:val="18"/>
+                <w:sz w:val="22"/>
                 <w:szCs w:val="18"/>
               </w:rPr>
               <w:t xml:space="preserve">  books</w:t>
@@ -2029,25 +2034,25 @@
                 <w:rFonts w:ascii="Avenir Next" w:hAnsi="Avenir Next" w:cs="Avenir Next" w:eastAsia="Avenir Next"/>
                 <w:b/>
                 <w:color w:val="003A70"/>
+                <w:sz w:val="22"/>
+                <w:szCs w:val="18"/>
+              </w:rPr>
+              <w:t xml:space="preserve">Step 1</w:t>
+            </w:r>
+            <w:r>
+              <w:rPr>
+                <w:rFonts w:ascii="Avenir Next" w:hAnsi="Avenir Next" w:cs="Avenir Next" w:eastAsia="Avenir Next"/>
+                <w:color w:val="1A1A1A"/>
                 <w:sz w:val="18"/>
                 <w:szCs w:val="18"/>
               </w:rPr>
-              <w:t xml:space="preserve">Step 1</w:t>
-            </w:r>
-            <w:r>
-              <w:rPr>
-                <w:rFonts w:ascii="Avenir Next" w:hAnsi="Avenir Next" w:cs="Avenir Next" w:eastAsia="Avenir Next"/>
-                <w:color w:val="1A1A1A"/>
-                <w:sz w:val="18"/>
-                <w:szCs w:val="18"/>
-              </w:rPr>
               <w:tab/>
             </w:r>
             <w:r>
               <w:rPr>
                 <w:rFonts w:ascii="Avenir Next" w:hAnsi="Avenir Next" w:cs="Avenir Next" w:eastAsia="Avenir Next"/>
                 <w:color w:val="1A1A1A"/>
-                <w:sz w:val="21"/>
+                <w:sz w:val="22"/>
                 <w:szCs w:val="21"/>
               </w:rPr>
               <w:t xml:space="preserve">Money he has + money he needs = cost.</w:t>
@@ -2067,25 +2072,25 @@
                 <w:rFonts w:ascii="Avenir Next" w:hAnsi="Avenir Next" w:cs="Avenir Next" w:eastAsia="Avenir Next"/>
                 <w:b/>
                 <w:color w:val="003A70"/>
+                <w:sz w:val="22"/>
+                <w:szCs w:val="18"/>
+              </w:rPr>
+              <w:t xml:space="preserve">Step 2</w:t>
+            </w:r>
+            <w:r>
+              <w:rPr>
+                <w:rFonts w:ascii="Avenir Next" w:hAnsi="Avenir Next" w:cs="Avenir Next" w:eastAsia="Avenir Next"/>
+                <w:color w:val="1A1A1A"/>
                 <w:sz w:val="18"/>
                 <w:szCs w:val="18"/>
               </w:rPr>
-              <w:t xml:space="preserve">Step 2</w:t>
-            </w:r>
-            <w:r>
-              <w:rPr>
-                <w:rFonts w:ascii="Avenir Next" w:hAnsi="Avenir Next" w:cs="Avenir Next" w:eastAsia="Avenir Next"/>
-                <w:color w:val="1A1A1A"/>
-                <w:sz w:val="18"/>
-                <w:szCs w:val="18"/>
-              </w:rPr>
               <w:tab/>
             </w:r>
             <w:r>
               <w:rPr>
                 <w:rFonts w:ascii="Avenir Next" w:hAnsi="Avenir Next" w:cs="Avenir Next" w:eastAsia="Avenir Next"/>
                 <w:color w:val="1A1A1A"/>
-                <w:sz w:val="21"/>
+                <w:sz w:val="22"/>
                 <w:szCs w:val="21"/>
               </w:rPr>
               <w:t xml:space="preserve">Subtract 38.50 from both sides. Line up the decimals.</w:t>
@@ -2104,25 +2109,25 @@
                 <w:rFonts w:ascii="Avenir Next" w:hAnsi="Avenir Next" w:cs="Avenir Next" w:eastAsia="Avenir Next"/>
                 <w:b/>
                 <w:color w:val="1A1A1A"/>
+                <w:sz w:val="22"/>
+                <w:szCs w:val="18"/>
+              </w:rPr>
+              <w:t xml:space="preserve">Answer</w:t>
+            </w:r>
+            <w:r>
+              <w:rPr>
+                <w:rFonts w:ascii="Avenir Next" w:hAnsi="Avenir Next" w:cs="Avenir Next" w:eastAsia="Avenir Next"/>
+                <w:color w:val="1A1A1A"/>
                 <w:sz w:val="18"/>
                 <w:szCs w:val="18"/>
               </w:rPr>
-              <w:t xml:space="preserve">Answer</w:t>
-            </w:r>
-            <w:r>
-              <w:rPr>
-                <w:rFonts w:ascii="Avenir Next" w:hAnsi="Avenir Next" w:cs="Avenir Next" w:eastAsia="Avenir Next"/>
-                <w:color w:val="1A1A1A"/>
-                <w:sz w:val="18"/>
-                <w:szCs w:val="18"/>
-              </w:rPr>
               <w:tab/>
             </w:r>
             <w:r>
               <w:rPr>
                 <w:rFonts w:ascii="Avenir Next" w:hAnsi="Avenir Next" w:cs="Avenir Next" w:eastAsia="Avenir Next"/>
                 <w:color w:val="1A1A1A"/>
-                <w:sz w:val="18"/>
+                <w:sz w:val="22"/>
                 <w:szCs w:val="18"/>
               </w:rPr>
               <w:t xml:space="preserve">  dollars</w:t>
@@ -2271,7 +2276,7 @@
                 <w:rFonts w:ascii="Avenir Next" w:hAnsi="Avenir Next" w:cs="Avenir Next" w:eastAsia="Avenir Next"/>
                 <w:b/>
                 <w:color w:val="003A70"/>
-                <w:sz w:val="17"/>
+                <w:sz w:val="22"/>
                 <w:szCs w:val="17"/>
               </w:rPr>
               <w:t xml:space="preserve">Frame  </w:t>
@@ -2281,10 +2286,30 @@
                 <w:rFonts w:ascii="Avenir Next" w:hAnsi="Avenir Next" w:cs="Avenir Next" w:eastAsia="Avenir Next"/>
                 <w:i/>
                 <w:color w:val="1A1A1A"/>
+                <w:sz w:val="22"/>
+                <w:szCs w:val="18"/>
+              </w:rPr>
+              <w:t xml:space="preserve">Dante is </w:t>
+            </w:r>
+            <w:r>
+              <w:rPr>
+                <w:rFonts w:ascii="Avenir Next" w:hAnsi="Avenir Next" w:cs="Avenir Next" w:eastAsia="Avenir Next"/>
+                <w:color w:val="1A1A1A"/>
                 <w:sz w:val="18"/>
                 <w:szCs w:val="18"/>
-              </w:rPr>
-              <w:t xml:space="preserve">Dante is </w:t>
+                <w:u w:val="single"/>
+              </w:rPr>
+              <w:t xml:space="preserve">      </w:t>
+            </w:r>
+            <w:r>
+              <w:rPr>
+                <w:rFonts w:ascii="Avenir Next" w:hAnsi="Avenir Next" w:cs="Avenir Next" w:eastAsia="Avenir Next"/>
+                <w:i/>
+                <w:color w:val="1A1A1A"/>
+                <w:sz w:val="22"/>
+                <w:szCs w:val="18"/>
+              </w:rPr>
+              <w:t xml:space="preserve">. To check, he should put 32 into </w:t>
             </w:r>
             <w:r>
               <w:rPr>
@@ -2301,27 +2326,7 @@
                 <w:rFonts w:ascii="Avenir Next" w:hAnsi="Avenir Next" w:cs="Avenir Next" w:eastAsia="Avenir Next"/>
                 <w:i/>
                 <w:color w:val="1A1A1A"/>
-                <w:sz w:val="18"/>
-                <w:szCs w:val="18"/>
-              </w:rPr>
-              <w:t xml:space="preserve">. To check, he should put 32 into </w:t>
-            </w:r>
-            <w:r>
-              <w:rPr>
-                <w:rFonts w:ascii="Avenir Next" w:hAnsi="Avenir Next" w:cs="Avenir Next" w:eastAsia="Avenir Next"/>
-                <w:color w:val="1A1A1A"/>
-                <w:sz w:val="18"/>
-                <w:szCs w:val="18"/>
-                <w:u w:val="single"/>
-              </w:rPr>
-              <w:t xml:space="preserve">      </w:t>
-            </w:r>
-            <w:r>
-              <w:rPr>
-                <w:rFonts w:ascii="Avenir Next" w:hAnsi="Avenir Next" w:cs="Avenir Next" w:eastAsia="Avenir Next"/>
-                <w:i/>
-                <w:color w:val="1A1A1A"/>
-                <w:sz w:val="18"/>
+                <w:sz w:val="22"/>
                 <w:szCs w:val="18"/>
               </w:rPr>
               <w:t xml:space="preserve">.</w:t>
@@ -2450,6 +2455,7 @@
           </w:tcPr>
           <w:p>
             <w:pPr>
+              <w:pStyle w:val="Heading2"/>
               <w:spacing w:before="0" w:after="0" w:line="240" w:lineRule="auto"/>
             </w:pPr>
             <w:r>
@@ -2487,7 +2493,7 @@
               <w:rPr>
                 <w:rFonts w:ascii="Avenir Next" w:hAnsi="Avenir Next" w:cs="Avenir Next" w:eastAsia="Avenir Next"/>
                 <w:color w:val="1A1A1A"/>
-                <w:sz w:val="17"/>
+                <w:sz w:val="22"/>
                 <w:szCs w:val="17"/>
               </w:rPr>
               <w:t xml:space="preserve">  I can do this on my own</w:t>
@@ -2516,7 +2522,7 @@
               <w:rPr>
                 <w:rFonts w:ascii="Avenir Next" w:hAnsi="Avenir Next" w:cs="Avenir Next" w:eastAsia="Avenir Next"/>
                 <w:color w:val="1A1A1A"/>
-                <w:sz w:val="17"/>
+                <w:sz w:val="22"/>
                 <w:szCs w:val="17"/>
               </w:rPr>
               <w:t xml:space="preserve">  I need a little help</w:t>
@@ -2545,7 +2551,7 @@
               <w:rPr>
                 <w:rFonts w:ascii="Avenir Next" w:hAnsi="Avenir Next" w:cs="Avenir Next" w:eastAsia="Avenir Next"/>
                 <w:color w:val="1A1A1A"/>
-                <w:sz w:val="17"/>
+                <w:sz w:val="22"/>
                 <w:szCs w:val="17"/>
               </w:rPr>
               <w:t xml:space="preserve">  I have a question about #</w:t>
@@ -2583,7 +2589,7 @@
         <w:rPr>
           <w:rFonts w:ascii="Avenir Next" w:hAnsi="Avenir Next" w:cs="Avenir Next" w:eastAsia="Avenir Next"/>
           <w:color w:val="5A5F66"/>
-          <w:sz w:val="17"/>
+          <w:sz w:val="22"/>
           <w:szCs w:val="17"/>
         </w:rPr>
         <w:t xml:space="preserve">Hide some coins in one hand and show the rest. Tell someone the total and have them write and solve an addition equation for the hidden coins.</w:t>
@@ -2666,14 +2672,15 @@
           <w:caps/>
           <w:color w:val="003A70"/>
           <w:spacing w:val="12"/>
-          <w:sz w:val="21"/>
+          <w:sz w:val="22"/>
           <w:szCs w:val="21"/>
         </w:rPr>
-        <w:t xml:space="preserve">Lesson 8-2  ·  Homework Packet  ·  Level 1  ·  Sheet 2 of 2</w:t>
+        <w:t xml:space="preserve">Lesson 8-2  ·  Homework Packet  ·  Supported  ·  Session 2 · pages 3–4</w:t>
       </w:r>
     </w:p>
     <w:p>
       <w:pPr>
+        <w:pStyle w:val="Heading1"/>
         <w:keepNext/>
         <w:spacing w:before="0" w:after="10" w:line="240" w:lineRule="auto"/>
       </w:pPr>
@@ -2699,7 +2706,7 @@
         <w:rPr>
           <w:rFonts w:ascii="Avenir Next" w:hAnsi="Avenir Next" w:cs="Avenir Next" w:eastAsia="Avenir Next"/>
           <w:color w:val="5A5F66"/>
-          <w:sz w:val="17"/>
+          <w:sz w:val="22"/>
           <w:szCs w:val="17"/>
         </w:rPr>
         <w:t xml:space="preserve">Maryland Standard 6.EE.B.7   ·   Learning target — I can solve a subtraction equation by adding the same amount to both sides.</w:t>
@@ -2746,6 +2753,7 @@
           </w:tcPr>
           <w:p>
             <w:pPr>
+              <w:pStyle w:val="Heading2"/>
               <w:spacing w:before="0" w:after="40" w:line="264" w:lineRule="auto"/>
             </w:pPr>
             <w:r>
@@ -2773,10 +2781,95 @@
                 <w:rFonts w:ascii="Avenir Next" w:hAnsi="Avenir Next" w:cs="Avenir Next" w:eastAsia="Avenir Next"/>
                 <w:b/>
                 <w:color w:val="003A70"/>
+                <w:sz w:val="22"/>
+                <w:szCs w:val="18"/>
+              </w:rPr>
+              <w:t xml:space="preserve">•</w:t>
+            </w:r>
+            <w:r>
+              <w:rPr>
+                <w:rFonts w:ascii="Avenir Next" w:hAnsi="Avenir Next" w:cs="Avenir Next" w:eastAsia="Avenir Next"/>
+                <w:color w:val="1A1A1A"/>
                 <w:sz w:val="18"/>
                 <w:szCs w:val="18"/>
               </w:rPr>
-              <w:t xml:space="preserve">•</w:t>
+              <w:tab/>
+            </w:r>
+            <w:r>
+              <w:rPr>
+                <w:rFonts w:ascii="Avenir Next" w:hAnsi="Avenir Next" w:cs="Avenir Next" w:eastAsia="Avenir Next"/>
+                <w:color w:val="1A1A1A"/>
+                <w:sz w:val="22"/>
+                <w:szCs w:val="18"/>
+              </w:rPr>
+              <w:t xml:space="preserve">To solve </w:t>
+            </w:r>
+            <w:r>
+              <w:rPr>
+                <w:rFonts w:ascii="Avenir Next" w:hAnsi="Avenir Next" w:cs="Avenir Next" w:eastAsia="Avenir Next"/>
+                <w:i/>
+                <w:color w:val="1A1A1A"/>
+                <w:sz w:val="22"/>
+                <w:szCs w:val="18"/>
+              </w:rPr>
+              <w:t xml:space="preserve">x</w:t>
+            </w:r>
+            <w:r>
+              <w:rPr>
+                <w:rFonts w:ascii="Avenir Next" w:hAnsi="Avenir Next" w:cs="Avenir Next" w:eastAsia="Avenir Next"/>
+                <w:color w:val="1A1A1A"/>
+                <w:sz w:val="22"/>
+                <w:szCs w:val="18"/>
+              </w:rPr>
+              <w:t xml:space="preserve"> − </w:t>
+            </w:r>
+            <w:r>
+              <w:rPr>
+                <w:rFonts w:ascii="Avenir Next" w:hAnsi="Avenir Next" w:cs="Avenir Next" w:eastAsia="Avenir Next"/>
+                <w:i/>
+                <w:color w:val="1A1A1A"/>
+                <w:sz w:val="22"/>
+                <w:szCs w:val="18"/>
+              </w:rPr>
+              <w:t xml:space="preserve">a</w:t>
+            </w:r>
+            <w:r>
+              <w:rPr>
+                <w:rFonts w:ascii="Avenir Next" w:hAnsi="Avenir Next" w:cs="Avenir Next" w:eastAsia="Avenir Next"/>
+                <w:color w:val="1A1A1A"/>
+                <w:sz w:val="22"/>
+                <w:szCs w:val="18"/>
+              </w:rPr>
+              <w:t xml:space="preserve"> = </w:t>
+            </w:r>
+            <w:r>
+              <w:rPr>
+                <w:rFonts w:ascii="Avenir Next" w:hAnsi="Avenir Next" w:cs="Avenir Next" w:eastAsia="Avenir Next"/>
+                <w:i/>
+                <w:color w:val="1A1A1A"/>
+                <w:sz w:val="22"/>
+                <w:szCs w:val="18"/>
+              </w:rPr>
+              <w:t xml:space="preserve">b</w:t>
+            </w:r>
+            <w:r>
+              <w:rPr>
+                <w:rFonts w:ascii="Avenir Next" w:hAnsi="Avenir Next" w:cs="Avenir Next" w:eastAsia="Avenir Next"/>
+                <w:color w:val="1A1A1A"/>
+                <w:sz w:val="22"/>
+                <w:szCs w:val="18"/>
+              </w:rPr>
+              <w:t xml:space="preserve">, </w:t>
+            </w:r>
+            <w:r>
+              <w:rPr>
+                <w:rFonts w:ascii="Avenir Next" w:hAnsi="Avenir Next" w:cs="Avenir Next" w:eastAsia="Avenir Next"/>
+                <w:b/>
+                <w:color w:val="1A1A1A"/>
+                <w:sz w:val="22"/>
+                <w:szCs w:val="18"/>
+              </w:rPr>
+              <w:t xml:space="preserve">add</w:t>
             </w:r>
             <w:r>
               <w:rPr>
@@ -2785,7 +2878,17 @@
                 <w:sz w:val="18"/>
                 <w:szCs w:val="18"/>
               </w:rPr>
-              <w:tab/>
+              <w:t xml:space="preserve"> </w:t>
+            </w:r>
+            <w:r>
+              <w:rPr>
+                <w:rFonts w:ascii="Avenir Next" w:hAnsi="Avenir Next" w:cs="Avenir Next" w:eastAsia="Avenir Next"/>
+                <w:i/>
+                <w:color w:val="1A1A1A"/>
+                <w:sz w:val="22"/>
+                <w:szCs w:val="18"/>
+              </w:rPr>
+              <w:t xml:space="preserve">a</w:t>
             </w:r>
             <w:r>
               <w:rPr>
@@ -2794,109 +2897,14 @@
                 <w:sz w:val="18"/>
                 <w:szCs w:val="18"/>
               </w:rPr>
-              <w:t xml:space="preserve">To solve </w:t>
-            </w:r>
-            <w:r>
-              <w:rPr>
-                <w:rFonts w:ascii="Avenir Next" w:hAnsi="Avenir Next" w:cs="Avenir Next" w:eastAsia="Avenir Next"/>
-                <w:i/>
-                <w:color w:val="1A1A1A"/>
-                <w:sz w:val="18"/>
-                <w:szCs w:val="18"/>
-              </w:rPr>
-              <w:t xml:space="preserve">x</w:t>
-            </w:r>
-            <w:r>
-              <w:rPr>
-                <w:rFonts w:ascii="Avenir Next" w:hAnsi="Avenir Next" w:cs="Avenir Next" w:eastAsia="Avenir Next"/>
-                <w:color w:val="1A1A1A"/>
-                <w:sz w:val="18"/>
-                <w:szCs w:val="18"/>
-              </w:rPr>
-              <w:t xml:space="preserve"> − </w:t>
-            </w:r>
-            <w:r>
-              <w:rPr>
-                <w:rFonts w:ascii="Avenir Next" w:hAnsi="Avenir Next" w:cs="Avenir Next" w:eastAsia="Avenir Next"/>
-                <w:i/>
-                <w:color w:val="1A1A1A"/>
-                <w:sz w:val="18"/>
-                <w:szCs w:val="18"/>
-              </w:rPr>
-              <w:t xml:space="preserve">a</w:t>
-            </w:r>
-            <w:r>
-              <w:rPr>
-                <w:rFonts w:ascii="Avenir Next" w:hAnsi="Avenir Next" w:cs="Avenir Next" w:eastAsia="Avenir Next"/>
-                <w:color w:val="1A1A1A"/>
-                <w:sz w:val="18"/>
-                <w:szCs w:val="18"/>
-              </w:rPr>
-              <w:t xml:space="preserve"> = </w:t>
-            </w:r>
-            <w:r>
-              <w:rPr>
-                <w:rFonts w:ascii="Avenir Next" w:hAnsi="Avenir Next" w:cs="Avenir Next" w:eastAsia="Avenir Next"/>
-                <w:i/>
-                <w:color w:val="1A1A1A"/>
-                <w:sz w:val="18"/>
-                <w:szCs w:val="18"/>
-              </w:rPr>
-              <w:t xml:space="preserve">b</w:t>
-            </w:r>
-            <w:r>
-              <w:rPr>
-                <w:rFonts w:ascii="Avenir Next" w:hAnsi="Avenir Next" w:cs="Avenir Next" w:eastAsia="Avenir Next"/>
-                <w:color w:val="1A1A1A"/>
-                <w:sz w:val="18"/>
-                <w:szCs w:val="18"/>
-              </w:rPr>
-              <w:t xml:space="preserve">, </w:t>
-            </w:r>
-            <w:r>
-              <w:rPr>
-                <w:rFonts w:ascii="Avenir Next" w:hAnsi="Avenir Next" w:cs="Avenir Next" w:eastAsia="Avenir Next"/>
-                <w:b/>
-                <w:color w:val="1A1A1A"/>
-                <w:sz w:val="18"/>
-                <w:szCs w:val="18"/>
-              </w:rPr>
-              <w:t xml:space="preserve">add</w:t>
-            </w:r>
-            <w:r>
-              <w:rPr>
-                <w:rFonts w:ascii="Avenir Next" w:hAnsi="Avenir Next" w:cs="Avenir Next" w:eastAsia="Avenir Next"/>
-                <w:color w:val="1A1A1A"/>
-                <w:sz w:val="18"/>
-                <w:szCs w:val="18"/>
-              </w:rPr>
               <w:t xml:space="preserve"> </w:t>
             </w:r>
             <w:r>
               <w:rPr>
                 <w:rFonts w:ascii="Avenir Next" w:hAnsi="Avenir Next" w:cs="Avenir Next" w:eastAsia="Avenir Next"/>
-                <w:i/>
-                <w:color w:val="1A1A1A"/>
-                <w:sz w:val="18"/>
-                <w:szCs w:val="18"/>
-              </w:rPr>
-              <w:t xml:space="preserve">a</w:t>
-            </w:r>
-            <w:r>
-              <w:rPr>
-                <w:rFonts w:ascii="Avenir Next" w:hAnsi="Avenir Next" w:cs="Avenir Next" w:eastAsia="Avenir Next"/>
-                <w:color w:val="1A1A1A"/>
-                <w:sz w:val="18"/>
-                <w:szCs w:val="18"/>
-              </w:rPr>
-              <w:t xml:space="preserve"> </w:t>
-            </w:r>
-            <w:r>
-              <w:rPr>
-                <w:rFonts w:ascii="Avenir Next" w:hAnsi="Avenir Next" w:cs="Avenir Next" w:eastAsia="Avenir Next"/>
-                <w:b/>
-                <w:color w:val="1A1A1A"/>
-                <w:sz w:val="18"/>
+                <w:b/>
+                <w:color w:val="1A1A1A"/>
+                <w:sz w:val="22"/>
                 <w:szCs w:val="18"/>
               </w:rPr>
               <w:t xml:space="preserve">to both sides</w:t>
@@ -2905,7 +2913,7 @@
               <w:rPr>
                 <w:rFonts w:ascii="Avenir Next" w:hAnsi="Avenir Next" w:cs="Avenir Next" w:eastAsia="Avenir Next"/>
                 <w:color w:val="1A1A1A"/>
-                <w:sz w:val="18"/>
+                <w:sz w:val="22"/>
                 <w:szCs w:val="18"/>
               </w:rPr>
               <w:t xml:space="preserve">.</w:t>
@@ -2924,25 +2932,25 @@
                 <w:rFonts w:ascii="Avenir Next" w:hAnsi="Avenir Next" w:cs="Avenir Next" w:eastAsia="Avenir Next"/>
                 <w:b/>
                 <w:color w:val="003A70"/>
+                <w:sz w:val="22"/>
+                <w:szCs w:val="18"/>
+              </w:rPr>
+              <w:t xml:space="preserve">•</w:t>
+            </w:r>
+            <w:r>
+              <w:rPr>
+                <w:rFonts w:ascii="Avenir Next" w:hAnsi="Avenir Next" w:cs="Avenir Next" w:eastAsia="Avenir Next"/>
+                <w:color w:val="1A1A1A"/>
                 <w:sz w:val="18"/>
                 <w:szCs w:val="18"/>
               </w:rPr>
-              <w:t xml:space="preserve">•</w:t>
-            </w:r>
-            <w:r>
-              <w:rPr>
-                <w:rFonts w:ascii="Avenir Next" w:hAnsi="Avenir Next" w:cs="Avenir Next" w:eastAsia="Avenir Next"/>
-                <w:color w:val="1A1A1A"/>
-                <w:sz w:val="18"/>
-                <w:szCs w:val="18"/>
-              </w:rPr>
               <w:tab/>
             </w:r>
             <w:r>
               <w:rPr>
                 <w:rFonts w:ascii="Avenir Next" w:hAnsi="Avenir Next" w:cs="Avenir Next" w:eastAsia="Avenir Next"/>
                 <w:color w:val="1A1A1A"/>
-                <w:sz w:val="18"/>
+                <w:sz w:val="22"/>
                 <w:szCs w:val="18"/>
               </w:rPr>
               <w:t xml:space="preserve">The solution is </w:t>
@@ -2952,7 +2960,7 @@
                 <w:rFonts w:ascii="Avenir Next" w:hAnsi="Avenir Next" w:cs="Avenir Next" w:eastAsia="Avenir Next"/>
                 <w:b/>
                 <w:color w:val="1A1A1A"/>
-                <w:sz w:val="18"/>
+                <w:sz w:val="22"/>
                 <w:szCs w:val="18"/>
               </w:rPr>
               <w:t xml:space="preserve">greater</w:t>
@@ -2961,7 +2969,7 @@
               <w:rPr>
                 <w:rFonts w:ascii="Avenir Next" w:hAnsi="Avenir Next" w:cs="Avenir Next" w:eastAsia="Avenir Next"/>
                 <w:color w:val="1A1A1A"/>
-                <w:sz w:val="18"/>
+                <w:sz w:val="22"/>
                 <w:szCs w:val="18"/>
               </w:rPr>
               <w:t xml:space="preserve"> than </w:t>
@@ -2971,7 +2979,7 @@
                 <w:rFonts w:ascii="Avenir Next" w:hAnsi="Avenir Next" w:cs="Avenir Next" w:eastAsia="Avenir Next"/>
                 <w:i/>
                 <w:color w:val="1A1A1A"/>
-                <w:sz w:val="18"/>
+                <w:sz w:val="22"/>
                 <w:szCs w:val="18"/>
               </w:rPr>
               <w:t xml:space="preserve">b</w:t>
@@ -2980,7 +2988,7 @@
               <w:rPr>
                 <w:rFonts w:ascii="Avenir Next" w:hAnsi="Avenir Next" w:cs="Avenir Next" w:eastAsia="Avenir Next"/>
                 <w:color w:val="1A1A1A"/>
-                <w:sz w:val="18"/>
+                <w:sz w:val="22"/>
                 <w:szCs w:val="18"/>
               </w:rPr>
               <w:t xml:space="preserve">.</w:t>
@@ -2999,18 +3007,18 @@
                 <w:rFonts w:ascii="Avenir Next" w:hAnsi="Avenir Next" w:cs="Avenir Next" w:eastAsia="Avenir Next"/>
                 <w:b/>
                 <w:color w:val="003A70"/>
+                <w:sz w:val="22"/>
+                <w:szCs w:val="18"/>
+              </w:rPr>
+              <w:t xml:space="preserve">•</w:t>
+            </w:r>
+            <w:r>
+              <w:rPr>
+                <w:rFonts w:ascii="Avenir Next" w:hAnsi="Avenir Next" w:cs="Avenir Next" w:eastAsia="Avenir Next"/>
+                <w:color w:val="1A1A1A"/>
                 <w:sz w:val="18"/>
                 <w:szCs w:val="18"/>
               </w:rPr>
-              <w:t xml:space="preserve">•</w:t>
-            </w:r>
-            <w:r>
-              <w:rPr>
-                <w:rFonts w:ascii="Avenir Next" w:hAnsi="Avenir Next" w:cs="Avenir Next" w:eastAsia="Avenir Next"/>
-                <w:color w:val="1A1A1A"/>
-                <w:sz w:val="18"/>
-                <w:szCs w:val="18"/>
-              </w:rPr>
               <w:tab/>
             </w:r>
             <w:r>
@@ -3018,7 +3026,7 @@
                 <w:rFonts w:ascii="Avenir Next" w:hAnsi="Avenir Next" w:cs="Avenir Next" w:eastAsia="Avenir Next"/>
                 <w:b/>
                 <w:color w:val="1A1A1A"/>
-                <w:sz w:val="18"/>
+                <w:sz w:val="22"/>
                 <w:szCs w:val="18"/>
               </w:rPr>
               <w:t xml:space="preserve">Check</w:t>
@@ -3027,7 +3035,7 @@
               <w:rPr>
                 <w:rFonts w:ascii="Avenir Next" w:hAnsi="Avenir Next" w:cs="Avenir Next" w:eastAsia="Avenir Next"/>
                 <w:color w:val="1A1A1A"/>
-                <w:sz w:val="18"/>
+                <w:sz w:val="22"/>
                 <w:szCs w:val="18"/>
               </w:rPr>
               <w:t xml:space="preserve"> by substituting into the equation.</w:t>
@@ -3042,6 +3050,7 @@
           </w:tcPr>
           <w:p>
             <w:pPr>
+              <w:pStyle w:val="Heading2"/>
               <w:spacing w:before="0" w:after="40" w:line="264" w:lineRule="auto"/>
             </w:pPr>
             <w:r>
@@ -3064,7 +3073,7 @@
               <w:rPr>
                 <w:rFonts w:ascii="Avenir Next" w:hAnsi="Avenir Next" w:cs="Avenir Next" w:eastAsia="Avenir Next"/>
                 <w:color w:val="1A1A1A"/>
-                <w:sz w:val="17"/>
+                <w:sz w:val="22"/>
                 <w:szCs w:val="17"/>
               </w:rPr>
               <w:t xml:space="preserve">Solve </w:t>
@@ -3074,7 +3083,7 @@
                 <w:rFonts w:ascii="Avenir Next" w:hAnsi="Avenir Next" w:cs="Avenir Next" w:eastAsia="Avenir Next"/>
                 <w:i/>
                 <w:color w:val="1A1A1A"/>
-                <w:sz w:val="17"/>
+                <w:sz w:val="22"/>
                 <w:szCs w:val="17"/>
               </w:rPr>
               <w:t xml:space="preserve">m</w:t>
@@ -3083,7 +3092,7 @@
               <w:rPr>
                 <w:rFonts w:ascii="Avenir Next" w:hAnsi="Avenir Next" w:cs="Avenir Next" w:eastAsia="Avenir Next"/>
                 <w:color w:val="1A1A1A"/>
-                <w:sz w:val="17"/>
+                <w:sz w:val="22"/>
                 <w:szCs w:val="17"/>
               </w:rPr>
               <w:t xml:space="preserve"> − 36 = 47.</w:t>
@@ -3102,44 +3111,44 @@
                 <w:rFonts w:ascii="Avenir Next" w:hAnsi="Avenir Next" w:cs="Avenir Next" w:eastAsia="Avenir Next"/>
                 <w:b/>
                 <w:color w:val="003A70"/>
+                <w:sz w:val="22"/>
+                <w:szCs w:val="17"/>
+              </w:rPr>
+              <w:t xml:space="preserve">Step 1</w:t>
+            </w:r>
+            <w:r>
+              <w:rPr>
+                <w:rFonts w:ascii="Avenir Next" w:hAnsi="Avenir Next" w:cs="Avenir Next" w:eastAsia="Avenir Next"/>
+                <w:color w:val="1A1A1A"/>
                 <w:sz w:val="17"/>
                 <w:szCs w:val="17"/>
               </w:rPr>
-              <w:t xml:space="preserve">Step 1</w:t>
-            </w:r>
-            <w:r>
-              <w:rPr>
-                <w:rFonts w:ascii="Avenir Next" w:hAnsi="Avenir Next" w:cs="Avenir Next" w:eastAsia="Avenir Next"/>
-                <w:color w:val="1A1A1A"/>
-                <w:sz w:val="17"/>
+              <w:tab/>
+            </w:r>
+            <w:r>
+              <w:rPr>
+                <w:rFonts w:ascii="Avenir Next" w:hAnsi="Avenir Next" w:cs="Avenir Next" w:eastAsia="Avenir Next"/>
+                <w:color w:val="1A1A1A"/>
+                <w:sz w:val="22"/>
                 <w:szCs w:val="17"/>
               </w:rPr>
-              <w:tab/>
-            </w:r>
-            <w:r>
-              <w:rPr>
-                <w:rFonts w:ascii="Avenir Next" w:hAnsi="Avenir Next" w:cs="Avenir Next" w:eastAsia="Avenir Next"/>
-                <w:color w:val="1A1A1A"/>
-                <w:sz w:val="17"/>
+              <w:t xml:space="preserve">Add 36 to both sides: </w:t>
+            </w:r>
+            <w:r>
+              <w:rPr>
+                <w:rFonts w:ascii="Avenir Next" w:hAnsi="Avenir Next" w:cs="Avenir Next" w:eastAsia="Avenir Next"/>
+                <w:i/>
+                <w:color w:val="1A1A1A"/>
+                <w:sz w:val="22"/>
                 <w:szCs w:val="17"/>
               </w:rPr>
-              <w:t xml:space="preserve">Add 36 to both sides: </w:t>
-            </w:r>
-            <w:r>
-              <w:rPr>
-                <w:rFonts w:ascii="Avenir Next" w:hAnsi="Avenir Next" w:cs="Avenir Next" w:eastAsia="Avenir Next"/>
-                <w:i/>
-                <w:color w:val="1A1A1A"/>
-                <w:sz w:val="17"/>
-                <w:szCs w:val="17"/>
-              </w:rPr>
               <w:t xml:space="preserve">m</w:t>
             </w:r>
             <w:r>
               <w:rPr>
                 <w:rFonts w:ascii="Avenir Next" w:hAnsi="Avenir Next" w:cs="Avenir Next" w:eastAsia="Avenir Next"/>
                 <w:color w:val="1A1A1A"/>
-                <w:sz w:val="17"/>
+                <w:sz w:val="22"/>
                 <w:szCs w:val="17"/>
               </w:rPr>
               <w:t xml:space="preserve"> = 47 + 36 = 83</w:t>
@@ -3158,25 +3167,25 @@
                 <w:rFonts w:ascii="Avenir Next" w:hAnsi="Avenir Next" w:cs="Avenir Next" w:eastAsia="Avenir Next"/>
                 <w:b/>
                 <w:color w:val="003A70"/>
+                <w:sz w:val="22"/>
+                <w:szCs w:val="17"/>
+              </w:rPr>
+              <w:t xml:space="preserve">Step 2</w:t>
+            </w:r>
+            <w:r>
+              <w:rPr>
+                <w:rFonts w:ascii="Avenir Next" w:hAnsi="Avenir Next" w:cs="Avenir Next" w:eastAsia="Avenir Next"/>
+                <w:color w:val="1A1A1A"/>
                 <w:sz w:val="17"/>
                 <w:szCs w:val="17"/>
               </w:rPr>
-              <w:t xml:space="preserve">Step 2</w:t>
-            </w:r>
-            <w:r>
-              <w:rPr>
-                <w:rFonts w:ascii="Avenir Next" w:hAnsi="Avenir Next" w:cs="Avenir Next" w:eastAsia="Avenir Next"/>
-                <w:color w:val="1A1A1A"/>
-                <w:sz w:val="17"/>
-                <w:szCs w:val="17"/>
-              </w:rPr>
               <w:tab/>
             </w:r>
             <w:r>
               <w:rPr>
                 <w:rFonts w:ascii="Avenir Next" w:hAnsi="Avenir Next" w:cs="Avenir Next" w:eastAsia="Avenir Next"/>
                 <w:color w:val="1A1A1A"/>
-                <w:sz w:val="17"/>
+                <w:sz w:val="22"/>
                 <w:szCs w:val="17"/>
               </w:rPr>
               <w:t xml:space="preserve">Check: 83 − 36 = 47, so it checks.</w:t>
@@ -3195,29 +3204,29 @@
                 <w:rFonts w:ascii="Avenir Next" w:hAnsi="Avenir Next" w:cs="Avenir Next" w:eastAsia="Avenir Next"/>
                 <w:b/>
                 <w:color w:val="1A1A1A"/>
+                <w:sz w:val="22"/>
+                <w:szCs w:val="17"/>
+              </w:rPr>
+              <w:t xml:space="preserve">Answer</w:t>
+            </w:r>
+            <w:r>
+              <w:rPr>
+                <w:rFonts w:ascii="Avenir Next" w:hAnsi="Avenir Next" w:cs="Avenir Next" w:eastAsia="Avenir Next"/>
+                <w:color w:val="1A1A1A"/>
                 <w:sz w:val="17"/>
                 <w:szCs w:val="17"/>
               </w:rPr>
-              <w:t xml:space="preserve">Answer</w:t>
-            </w:r>
-            <w:r>
-              <w:rPr>
-                <w:rFonts w:ascii="Avenir Next" w:hAnsi="Avenir Next" w:cs="Avenir Next" w:eastAsia="Avenir Next"/>
-                <w:color w:val="1A1A1A"/>
-                <w:sz w:val="17"/>
+              <w:tab/>
+            </w:r>
+            <w:r>
+              <w:rPr>
+                <w:rFonts w:ascii="Avenir Next" w:hAnsi="Avenir Next" w:cs="Avenir Next" w:eastAsia="Avenir Next"/>
+                <w:b/>
+                <w:i/>
+                <w:color w:val="1A1A1A"/>
+                <w:sz w:val="22"/>
                 <w:szCs w:val="17"/>
               </w:rPr>
-              <w:tab/>
-            </w:r>
-            <w:r>
-              <w:rPr>
-                <w:rFonts w:ascii="Avenir Next" w:hAnsi="Avenir Next" w:cs="Avenir Next" w:eastAsia="Avenir Next"/>
-                <w:b/>
-                <w:i/>
-                <w:color w:val="1A1A1A"/>
-                <w:sz w:val="17"/>
-                <w:szCs w:val="17"/>
-              </w:rPr>
               <w:t xml:space="preserve">m</w:t>
             </w:r>
             <w:r>
@@ -3225,7 +3234,7 @@
                 <w:rFonts w:ascii="Avenir Next" w:hAnsi="Avenir Next" w:cs="Avenir Next" w:eastAsia="Avenir Next"/>
                 <w:b/>
                 <w:color w:val="1A1A1A"/>
-                <w:sz w:val="17"/>
+                <w:sz w:val="22"/>
                 <w:szCs w:val="17"/>
               </w:rPr>
               <w:t xml:space="preserve"> = 83</w:t>
@@ -3275,6 +3284,7 @@
           </w:tcPr>
           <w:p>
             <w:pPr>
+              <w:pStyle w:val="Heading2"/>
               <w:spacing w:before="0" w:after="40" w:line="264" w:lineRule="auto"/>
             </w:pPr>
             <w:r>
@@ -3298,7 +3308,7 @@
                 <w:rFonts w:ascii="Avenir Next" w:hAnsi="Avenir Next" w:cs="Avenir Next" w:eastAsia="Avenir Next"/>
                 <w:b/>
                 <w:color w:val="1A1A1A"/>
-                <w:sz w:val="21"/>
+                <w:sz w:val="22"/>
                 <w:szCs w:val="21"/>
               </w:rPr>
               <w:t xml:space="preserve">subtraction equation</w:t>
@@ -3307,7 +3317,7 @@
               <w:rPr>
                 <w:rFonts w:ascii="Avenir Next" w:hAnsi="Avenir Next" w:cs="Avenir Next" w:eastAsia="Avenir Next"/>
                 <w:color w:val="5A5F66"/>
-                <w:sz w:val="21"/>
+                <w:sz w:val="22"/>
                 <w:szCs w:val="21"/>
               </w:rPr>
               <w:t xml:space="preserve"> — </w:t>
@@ -3316,7 +3326,7 @@
               <w:rPr>
                 <w:rFonts w:ascii="Avenir Next" w:hAnsi="Avenir Next" w:cs="Avenir Next" w:eastAsia="Avenir Next"/>
                 <w:color w:val="1A1A1A"/>
-                <w:sz w:val="21"/>
+                <w:sz w:val="22"/>
                 <w:szCs w:val="21"/>
               </w:rPr>
               <w:t xml:space="preserve">an equation like </w:t>
@@ -3326,7 +3336,7 @@
                 <w:rFonts w:ascii="Avenir Next" w:hAnsi="Avenir Next" w:cs="Avenir Next" w:eastAsia="Avenir Next"/>
                 <w:i/>
                 <w:color w:val="1A1A1A"/>
-                <w:sz w:val="21"/>
+                <w:sz w:val="22"/>
                 <w:szCs w:val="21"/>
               </w:rPr>
               <w:t xml:space="preserve">n</w:t>
@@ -3335,7 +3345,7 @@
               <w:rPr>
                 <w:rFonts w:ascii="Avenir Next" w:hAnsi="Avenir Next" w:cs="Avenir Next" w:eastAsia="Avenir Next"/>
                 <w:color w:val="1A1A1A"/>
-                <w:sz w:val="21"/>
+                <w:sz w:val="22"/>
                 <w:szCs w:val="21"/>
               </w:rPr>
               <w:t xml:space="preserve"> − 19 = 26</w:t>
@@ -3350,7 +3360,7 @@
                 <w:rFonts w:ascii="Avenir Next" w:hAnsi="Avenir Next" w:cs="Avenir Next" w:eastAsia="Avenir Next"/>
                 <w:b/>
                 <w:color w:val="1A1A1A"/>
-                <w:sz w:val="21"/>
+                <w:sz w:val="22"/>
                 <w:szCs w:val="21"/>
               </w:rPr>
               <w:t xml:space="preserve">add to both sides</w:t>
@@ -3359,7 +3369,7 @@
               <w:rPr>
                 <w:rFonts w:ascii="Avenir Next" w:hAnsi="Avenir Next" w:cs="Avenir Next" w:eastAsia="Avenir Next"/>
                 <w:color w:val="5A5F66"/>
-                <w:sz w:val="21"/>
+                <w:sz w:val="22"/>
                 <w:szCs w:val="21"/>
               </w:rPr>
               <w:t xml:space="preserve"> — </w:t>
@@ -3368,7 +3378,7 @@
               <w:rPr>
                 <w:rFonts w:ascii="Avenir Next" w:hAnsi="Avenir Next" w:cs="Avenir Next" w:eastAsia="Avenir Next"/>
                 <w:color w:val="1A1A1A"/>
-                <w:sz w:val="21"/>
+                <w:sz w:val="22"/>
                 <w:szCs w:val="21"/>
               </w:rPr>
               <w:t xml:space="preserve">undo the minus</w:t>
@@ -3394,7 +3404,7 @@
                 <w:rFonts w:ascii="Avenir Next" w:hAnsi="Avenir Next" w:cs="Avenir Next" w:eastAsia="Avenir Next"/>
                 <w:b/>
                 <w:color w:val="1A1A1A"/>
-                <w:sz w:val="21"/>
+                <w:sz w:val="22"/>
                 <w:szCs w:val="21"/>
               </w:rPr>
               <w:t xml:space="preserve">left</w:t>
@@ -3403,7 +3413,7 @@
               <w:rPr>
                 <w:rFonts w:ascii="Avenir Next" w:hAnsi="Avenir Next" w:cs="Avenir Next" w:eastAsia="Avenir Next"/>
                 <w:color w:val="5A5F66"/>
-                <w:sz w:val="21"/>
+                <w:sz w:val="22"/>
                 <w:szCs w:val="21"/>
               </w:rPr>
               <w:t xml:space="preserve"> — </w:t>
@@ -3412,7 +3422,7 @@
               <w:rPr>
                 <w:rFonts w:ascii="Avenir Next" w:hAnsi="Avenir Next" w:cs="Avenir Next" w:eastAsia="Avenir Next"/>
                 <w:color w:val="1A1A1A"/>
-                <w:sz w:val="21"/>
+                <w:sz w:val="22"/>
                 <w:szCs w:val="21"/>
               </w:rPr>
               <w:t xml:space="preserve">what is still there</w:t>
@@ -3423,6 +3433,7 @@
     </w:tbl>
     <w:p>
       <w:pPr>
+        <w:pStyle w:val="Heading2"/>
         <w:keepNext/>
         <w:pBdr>
           <w:bottom w:val="single" w:sz="8" w:space="3" w:color="003A70"/>
@@ -3438,7 +3449,7 @@
           <w:b/>
           <w:color w:val="003A70"/>
           <w:spacing w:val="14"/>
-          <w:sz w:val="21"/>
+          <w:sz w:val="22"/>
           <w:szCs w:val="21"/>
         </w:rPr>
         <w:t xml:space="preserve">PRACTICE</w:t>
@@ -3457,7 +3468,7 @@
           <w:rFonts w:ascii="Avenir Next" w:hAnsi="Avenir Next" w:cs="Avenir Next" w:eastAsia="Avenir Next"/>
           <w:i/>
           <w:color w:val="5A5F66"/>
-          <w:sz w:val="17"/>
+          <w:sz w:val="22"/>
           <w:szCs w:val="17"/>
         </w:rPr>
         <w:t xml:space="preserve">show your work · label units</w:t>
@@ -3911,25 +3922,25 @@
                 <w:rFonts w:ascii="Avenir Next" w:hAnsi="Avenir Next" w:cs="Avenir Next" w:eastAsia="Avenir Next"/>
                 <w:b/>
                 <w:color w:val="003A70"/>
+                <w:sz w:val="22"/>
+                <w:szCs w:val="18"/>
+              </w:rPr>
+              <w:t xml:space="preserve">Step 1</w:t>
+            </w:r>
+            <w:r>
+              <w:rPr>
+                <w:rFonts w:ascii="Avenir Next" w:hAnsi="Avenir Next" w:cs="Avenir Next" w:eastAsia="Avenir Next"/>
+                <w:color w:val="1A1A1A"/>
                 <w:sz w:val="18"/>
                 <w:szCs w:val="18"/>
               </w:rPr>
-              <w:t xml:space="preserve">Step 1</w:t>
-            </w:r>
-            <w:r>
-              <w:rPr>
-                <w:rFonts w:ascii="Avenir Next" w:hAnsi="Avenir Next" w:cs="Avenir Next" w:eastAsia="Avenir Next"/>
-                <w:color w:val="1A1A1A"/>
-                <w:sz w:val="18"/>
-                <w:szCs w:val="18"/>
-              </w:rPr>
               <w:tab/>
             </w:r>
             <w:r>
               <w:rPr>
                 <w:rFonts w:ascii="Avenir Next" w:hAnsi="Avenir Next" w:cs="Avenir Next" w:eastAsia="Avenir Next"/>
                 <w:color w:val="1A1A1A"/>
-                <w:sz w:val="21"/>
+                <w:sz w:val="22"/>
                 <w:szCs w:val="21"/>
               </w:rPr>
               <w:t xml:space="preserve">The whole is </w:t>
@@ -3939,7 +3950,7 @@
                 <w:rFonts w:ascii="Avenir Next" w:hAnsi="Avenir Next" w:cs="Avenir Next" w:eastAsia="Avenir Next"/>
                 <w:i/>
                 <w:color w:val="1A1A1A"/>
-                <w:sz w:val="21"/>
+                <w:sz w:val="22"/>
                 <w:szCs w:val="21"/>
               </w:rPr>
               <w:t xml:space="preserve">t</w:t>
@@ -3948,7 +3959,7 @@
               <w:rPr>
                 <w:rFonts w:ascii="Avenir Next" w:hAnsi="Avenir Next" w:cs="Avenir Next" w:eastAsia="Avenir Next"/>
                 <w:color w:val="1A1A1A"/>
-                <w:sz w:val="21"/>
+                <w:sz w:val="22"/>
                 <w:szCs w:val="21"/>
               </w:rPr>
               <w:t xml:space="preserve">. The parts are 35 and 54.</w:t>
@@ -3968,25 +3979,25 @@
                 <w:rFonts w:ascii="Avenir Next" w:hAnsi="Avenir Next" w:cs="Avenir Next" w:eastAsia="Avenir Next"/>
                 <w:b/>
                 <w:color w:val="003A70"/>
+                <w:sz w:val="22"/>
+                <w:szCs w:val="18"/>
+              </w:rPr>
+              <w:t xml:space="preserve">Step 2</w:t>
+            </w:r>
+            <w:r>
+              <w:rPr>
+                <w:rFonts w:ascii="Avenir Next" w:hAnsi="Avenir Next" w:cs="Avenir Next" w:eastAsia="Avenir Next"/>
+                <w:color w:val="1A1A1A"/>
                 <w:sz w:val="18"/>
                 <w:szCs w:val="18"/>
               </w:rPr>
-              <w:t xml:space="preserve">Step 2</w:t>
-            </w:r>
-            <w:r>
-              <w:rPr>
-                <w:rFonts w:ascii="Avenir Next" w:hAnsi="Avenir Next" w:cs="Avenir Next" w:eastAsia="Avenir Next"/>
-                <w:color w:val="1A1A1A"/>
-                <w:sz w:val="18"/>
-                <w:szCs w:val="18"/>
-              </w:rPr>
               <w:tab/>
             </w:r>
             <w:r>
               <w:rPr>
                 <w:rFonts w:ascii="Avenir Next" w:hAnsi="Avenir Next" w:cs="Avenir Next" w:eastAsia="Avenir Next"/>
                 <w:color w:val="1A1A1A"/>
-                <w:sz w:val="21"/>
+                <w:sz w:val="22"/>
                 <w:szCs w:val="21"/>
               </w:rPr>
               <w:t xml:space="preserve">Whole − part = other part. Then add to solve.</w:t>
@@ -4002,7 +4013,7 @@
               <w:drawing>
                 <wp:inline distT="0" distB="0" distL="0" distR="0">
                   <wp:extent cx="3291840" cy="551025"/>
-                  <wp:docPr id="3" name="Figure 3"/>
+                  <wp:docPr id="3" name="Figure 3" descr="Tape diagram. : 2 equal sections; section labels 35, 54. Total label: t."/>
                   <a:graphic xmlns:a="http://schemas.openxmlformats.org/drawingml/2006/main">
                     <a:graphicData uri="http://schemas.openxmlformats.org/drawingml/2006/picture">
                       <pic:pic xmlns:pic="http://schemas.openxmlformats.org/drawingml/2006/picture">
@@ -4045,7 +4056,7 @@
                 <w:rFonts w:ascii="Avenir Next" w:hAnsi="Avenir Next" w:cs="Avenir Next" w:eastAsia="Avenir Next"/>
                 <w:b/>
                 <w:color w:val="1A1A1A"/>
-                <w:sz w:val="18"/>
+                <w:sz w:val="22"/>
                 <w:szCs w:val="18"/>
               </w:rPr>
               <w:t xml:space="preserve">Equation and solution</w:t>
@@ -4206,25 +4217,25 @@
                 <w:rFonts w:ascii="Avenir Next" w:hAnsi="Avenir Next" w:cs="Avenir Next" w:eastAsia="Avenir Next"/>
                 <w:b/>
                 <w:color w:val="003A70"/>
+                <w:sz w:val="22"/>
+                <w:szCs w:val="18"/>
+              </w:rPr>
+              <w:t xml:space="preserve">Step 1</w:t>
+            </w:r>
+            <w:r>
+              <w:rPr>
+                <w:rFonts w:ascii="Avenir Next" w:hAnsi="Avenir Next" w:cs="Avenir Next" w:eastAsia="Avenir Next"/>
+                <w:color w:val="1A1A1A"/>
                 <w:sz w:val="18"/>
                 <w:szCs w:val="18"/>
               </w:rPr>
-              <w:t xml:space="preserve">Step 1</w:t>
-            </w:r>
-            <w:r>
-              <w:rPr>
-                <w:rFonts w:ascii="Avenir Next" w:hAnsi="Avenir Next" w:cs="Avenir Next" w:eastAsia="Avenir Next"/>
-                <w:color w:val="1A1A1A"/>
-                <w:sz w:val="18"/>
-                <w:szCs w:val="18"/>
-              </w:rPr>
               <w:tab/>
             </w:r>
             <w:r>
               <w:rPr>
                 <w:rFonts w:ascii="Avenir Next" w:hAnsi="Avenir Next" w:cs="Avenir Next" w:eastAsia="Avenir Next"/>
                 <w:color w:val="1A1A1A"/>
-                <w:sz w:val="21"/>
+                <w:sz w:val="22"/>
                 <w:szCs w:val="21"/>
               </w:rPr>
               <w:t xml:space="preserve">Start − spent = left.</w:t>
@@ -4244,25 +4255,25 @@
                 <w:rFonts w:ascii="Avenir Next" w:hAnsi="Avenir Next" w:cs="Avenir Next" w:eastAsia="Avenir Next"/>
                 <w:b/>
                 <w:color w:val="003A70"/>
+                <w:sz w:val="22"/>
+                <w:szCs w:val="18"/>
+              </w:rPr>
+              <w:t xml:space="preserve">Step 2</w:t>
+            </w:r>
+            <w:r>
+              <w:rPr>
+                <w:rFonts w:ascii="Avenir Next" w:hAnsi="Avenir Next" w:cs="Avenir Next" w:eastAsia="Avenir Next"/>
+                <w:color w:val="1A1A1A"/>
                 <w:sz w:val="18"/>
                 <w:szCs w:val="18"/>
               </w:rPr>
-              <w:t xml:space="preserve">Step 2</w:t>
-            </w:r>
-            <w:r>
-              <w:rPr>
-                <w:rFonts w:ascii="Avenir Next" w:hAnsi="Avenir Next" w:cs="Avenir Next" w:eastAsia="Avenir Next"/>
-                <w:color w:val="1A1A1A"/>
-                <w:sz w:val="18"/>
-                <w:szCs w:val="18"/>
-              </w:rPr>
               <w:tab/>
             </w:r>
             <w:r>
               <w:rPr>
                 <w:rFonts w:ascii="Avenir Next" w:hAnsi="Avenir Next" w:cs="Avenir Next" w:eastAsia="Avenir Next"/>
                 <w:color w:val="1A1A1A"/>
-                <w:sz w:val="21"/>
+                <w:sz w:val="22"/>
                 <w:szCs w:val="21"/>
               </w:rPr>
               <w:t xml:space="preserve">Add 18.25 to both sides. Line up the decimals.</w:t>
@@ -4339,25 +4350,25 @@
                 <w:rFonts w:ascii="Avenir Next" w:hAnsi="Avenir Next" w:cs="Avenir Next" w:eastAsia="Avenir Next"/>
                 <w:b/>
                 <w:color w:val="1A1A1A"/>
+                <w:sz w:val="22"/>
+                <w:szCs w:val="18"/>
+              </w:rPr>
+              <w:t xml:space="preserve">Answer</w:t>
+            </w:r>
+            <w:r>
+              <w:rPr>
+                <w:rFonts w:ascii="Avenir Next" w:hAnsi="Avenir Next" w:cs="Avenir Next" w:eastAsia="Avenir Next"/>
+                <w:color w:val="1A1A1A"/>
                 <w:sz w:val="18"/>
                 <w:szCs w:val="18"/>
               </w:rPr>
-              <w:t xml:space="preserve">Answer</w:t>
-            </w:r>
-            <w:r>
-              <w:rPr>
-                <w:rFonts w:ascii="Avenir Next" w:hAnsi="Avenir Next" w:cs="Avenir Next" w:eastAsia="Avenir Next"/>
-                <w:color w:val="1A1A1A"/>
-                <w:sz w:val="18"/>
-                <w:szCs w:val="18"/>
-              </w:rPr>
               <w:tab/>
             </w:r>
             <w:r>
               <w:rPr>
                 <w:rFonts w:ascii="Avenir Next" w:hAnsi="Avenir Next" w:cs="Avenir Next" w:eastAsia="Avenir Next"/>
                 <w:color w:val="1A1A1A"/>
-                <w:sz w:val="18"/>
+                <w:sz w:val="22"/>
                 <w:szCs w:val="18"/>
               </w:rPr>
               <w:t xml:space="preserve">  dollars</w:t>
@@ -4490,25 +4501,25 @@
                 <w:rFonts w:ascii="Avenir Next" w:hAnsi="Avenir Next" w:cs="Avenir Next" w:eastAsia="Avenir Next"/>
                 <w:b/>
                 <w:color w:val="003A70"/>
+                <w:sz w:val="22"/>
+                <w:szCs w:val="18"/>
+              </w:rPr>
+              <w:t xml:space="preserve">Step 1</w:t>
+            </w:r>
+            <w:r>
+              <w:rPr>
+                <w:rFonts w:ascii="Avenir Next" w:hAnsi="Avenir Next" w:cs="Avenir Next" w:eastAsia="Avenir Next"/>
+                <w:color w:val="1A1A1A"/>
                 <w:sz w:val="18"/>
                 <w:szCs w:val="18"/>
               </w:rPr>
-              <w:t xml:space="preserve">Step 1</w:t>
-            </w:r>
-            <w:r>
-              <w:rPr>
-                <w:rFonts w:ascii="Avenir Next" w:hAnsi="Avenir Next" w:cs="Avenir Next" w:eastAsia="Avenir Next"/>
-                <w:color w:val="1A1A1A"/>
-                <w:sz w:val="18"/>
-                <w:szCs w:val="18"/>
-              </w:rPr>
               <w:tab/>
             </w:r>
             <w:r>
               <w:rPr>
                 <w:rFonts w:ascii="Avenir Next" w:hAnsi="Avenir Next" w:cs="Avenir Next" w:eastAsia="Avenir Next"/>
                 <w:color w:val="1A1A1A"/>
-                <w:sz w:val="21"/>
+                <w:sz w:val="22"/>
                 <w:szCs w:val="21"/>
               </w:rPr>
               <w:t xml:space="preserve">Cars at first − cars that left = cars still there.</w:t>
@@ -4528,25 +4539,25 @@
                 <w:rFonts w:ascii="Avenir Next" w:hAnsi="Avenir Next" w:cs="Avenir Next" w:eastAsia="Avenir Next"/>
                 <w:b/>
                 <w:color w:val="003A70"/>
+                <w:sz w:val="22"/>
+                <w:szCs w:val="18"/>
+              </w:rPr>
+              <w:t xml:space="preserve">Step 2</w:t>
+            </w:r>
+            <w:r>
+              <w:rPr>
+                <w:rFonts w:ascii="Avenir Next" w:hAnsi="Avenir Next" w:cs="Avenir Next" w:eastAsia="Avenir Next"/>
+                <w:color w:val="1A1A1A"/>
                 <w:sz w:val="18"/>
                 <w:szCs w:val="18"/>
               </w:rPr>
-              <w:t xml:space="preserve">Step 2</w:t>
-            </w:r>
-            <w:r>
-              <w:rPr>
-                <w:rFonts w:ascii="Avenir Next" w:hAnsi="Avenir Next" w:cs="Avenir Next" w:eastAsia="Avenir Next"/>
-                <w:color w:val="1A1A1A"/>
-                <w:sz w:val="18"/>
-                <w:szCs w:val="18"/>
-              </w:rPr>
               <w:tab/>
             </w:r>
             <w:r>
               <w:rPr>
                 <w:rFonts w:ascii="Avenir Next" w:hAnsi="Avenir Next" w:cs="Avenir Next" w:eastAsia="Avenir Next"/>
                 <w:color w:val="1A1A1A"/>
-                <w:sz w:val="21"/>
+                <w:sz w:val="22"/>
                 <w:szCs w:val="21"/>
               </w:rPr>
               <w:t xml:space="preserve">Add 26 to both sides.</w:t>
@@ -4565,25 +4576,25 @@
                 <w:rFonts w:ascii="Avenir Next" w:hAnsi="Avenir Next" w:cs="Avenir Next" w:eastAsia="Avenir Next"/>
                 <w:b/>
                 <w:color w:val="1A1A1A"/>
+                <w:sz w:val="22"/>
+                <w:szCs w:val="18"/>
+              </w:rPr>
+              <w:t xml:space="preserve">Answer</w:t>
+            </w:r>
+            <w:r>
+              <w:rPr>
+                <w:rFonts w:ascii="Avenir Next" w:hAnsi="Avenir Next" w:cs="Avenir Next" w:eastAsia="Avenir Next"/>
+                <w:color w:val="1A1A1A"/>
                 <w:sz w:val="18"/>
                 <w:szCs w:val="18"/>
               </w:rPr>
-              <w:t xml:space="preserve">Answer</w:t>
-            </w:r>
-            <w:r>
-              <w:rPr>
-                <w:rFonts w:ascii="Avenir Next" w:hAnsi="Avenir Next" w:cs="Avenir Next" w:eastAsia="Avenir Next"/>
-                <w:color w:val="1A1A1A"/>
-                <w:sz w:val="18"/>
-                <w:szCs w:val="18"/>
-              </w:rPr>
               <w:tab/>
             </w:r>
             <w:r>
               <w:rPr>
                 <w:rFonts w:ascii="Avenir Next" w:hAnsi="Avenir Next" w:cs="Avenir Next" w:eastAsia="Avenir Next"/>
                 <w:color w:val="1A1A1A"/>
-                <w:sz w:val="18"/>
+                <w:sz w:val="22"/>
                 <w:szCs w:val="18"/>
               </w:rPr>
               <w:t xml:space="preserve">  cars</w:t>
@@ -4751,7 +4762,7 @@
                 <w:rFonts w:ascii="Avenir Next" w:hAnsi="Avenir Next" w:cs="Avenir Next" w:eastAsia="Avenir Next"/>
                 <w:b/>
                 <w:color w:val="003A70"/>
-                <w:sz w:val="17"/>
+                <w:sz w:val="22"/>
                 <w:szCs w:val="17"/>
               </w:rPr>
               <w:t xml:space="preserve">Frame  </w:t>
@@ -4771,17 +4782,17 @@
                 <w:rFonts w:ascii="Avenir Next" w:hAnsi="Avenir Next" w:cs="Avenir Next" w:eastAsia="Avenir Next"/>
                 <w:i/>
                 <w:color w:val="1A1A1A"/>
+                <w:sz w:val="22"/>
+                <w:szCs w:val="18"/>
+              </w:rPr>
+              <w:t xml:space="preserve"> is correct because </w:t>
+            </w:r>
+            <w:r>
+              <w:rPr>
+                <w:rFonts w:ascii="Avenir Next" w:hAnsi="Avenir Next" w:cs="Avenir Next" w:eastAsia="Avenir Next"/>
+                <w:color w:val="1A1A1A"/>
                 <w:sz w:val="18"/>
                 <w:szCs w:val="18"/>
-              </w:rPr>
-              <w:t xml:space="preserve"> is correct because </w:t>
-            </w:r>
-            <w:r>
-              <w:rPr>
-                <w:rFonts w:ascii="Avenir Next" w:hAnsi="Avenir Next" w:cs="Avenir Next" w:eastAsia="Avenir Next"/>
-                <w:color w:val="1A1A1A"/>
-                <w:sz w:val="18"/>
-                <w:szCs w:val="18"/>
                 <w:u w:val="single"/>
               </w:rPr>
               <w:t xml:space="preserve">      </w:t>
@@ -4791,7 +4802,7 @@
                 <w:rFonts w:ascii="Avenir Next" w:hAnsi="Avenir Next" w:cs="Avenir Next" w:eastAsia="Avenir Next"/>
                 <w:i/>
                 <w:color w:val="1A1A1A"/>
-                <w:sz w:val="18"/>
+                <w:sz w:val="22"/>
                 <w:szCs w:val="18"/>
               </w:rPr>
               <w:t xml:space="preserve"> − 24 = 60 is true.</w:t>
@@ -4878,6 +4889,7 @@
     </w:p>
     <w:p>
       <w:pPr>
+        <w:pStyle w:val="Heading2"/>
         <w:keepNext/>
         <w:pBdr>
           <w:bottom w:val="single" w:sz="8" w:space="3" w:color="003A70"/>
@@ -4893,7 +4905,7 @@
           <w:b/>
           <w:color w:val="003A70"/>
           <w:spacing w:val="14"/>
-          <w:sz w:val="21"/>
+          <w:sz w:val="22"/>
           <w:szCs w:val="21"/>
         </w:rPr>
         <w:t xml:space="preserve">TEST PRACTICE</w:t>
@@ -4912,7 +4924,7 @@
           <w:rFonts w:ascii="Avenir Next" w:hAnsi="Avenir Next" w:cs="Avenir Next" w:eastAsia="Avenir Next"/>
           <w:i/>
           <w:color w:val="5A5F66"/>
-          <w:sz w:val="17"/>
+          <w:sz w:val="22"/>
           <w:szCs w:val="17"/>
         </w:rPr>
         <w:t xml:space="preserve">choose the best answer</w:t>
@@ -5063,35 +5075,35 @@
                       <w:rFonts w:ascii="Avenir Next" w:hAnsi="Avenir Next" w:cs="Avenir Next" w:eastAsia="Avenir Next"/>
                       <w:b/>
                       <w:color w:val="003A70"/>
+                      <w:sz w:val="22"/>
+                      <w:szCs w:val="21"/>
+                    </w:rPr>
+                    <w:t xml:space="preserve">A</w:t>
+                  </w:r>
+                  <w:r>
+                    <w:rPr>
+                      <w:rFonts w:ascii="Avenir Next" w:hAnsi="Avenir Next" w:cs="Avenir Next" w:eastAsia="Avenir Next"/>
+                      <w:color w:val="1A1A1A"/>
                       <w:sz w:val="21"/>
                       <w:szCs w:val="21"/>
                     </w:rPr>
-                    <w:t xml:space="preserve">A</w:t>
-                  </w:r>
-                  <w:r>
-                    <w:rPr>
-                      <w:rFonts w:ascii="Avenir Next" w:hAnsi="Avenir Next" w:cs="Avenir Next" w:eastAsia="Avenir Next"/>
-                      <w:color w:val="1A1A1A"/>
-                      <w:sz w:val="21"/>
+                    <w:tab/>
+                  </w:r>
+                  <w:r>
+                    <w:rPr>
+                      <w:rFonts w:ascii="Avenir Next" w:hAnsi="Avenir Next" w:cs="Avenir Next" w:eastAsia="Avenir Next"/>
+                      <w:i/>
+                      <w:color w:val="1A1A1A"/>
+                      <w:sz w:val="22"/>
                       <w:szCs w:val="21"/>
                     </w:rPr>
-                    <w:tab/>
-                  </w:r>
-                  <w:r>
-                    <w:rPr>
-                      <w:rFonts w:ascii="Avenir Next" w:hAnsi="Avenir Next" w:cs="Avenir Next" w:eastAsia="Avenir Next"/>
-                      <w:i/>
-                      <w:color w:val="1A1A1A"/>
-                      <w:sz w:val="21"/>
-                      <w:szCs w:val="21"/>
-                    </w:rPr>
                     <w:t xml:space="preserve">p</w:t>
                   </w:r>
                   <w:r>
                     <w:rPr>
                       <w:rFonts w:ascii="Avenir Next" w:hAnsi="Avenir Next" w:cs="Avenir Next" w:eastAsia="Avenir Next"/>
                       <w:color w:val="1A1A1A"/>
-                      <w:sz w:val="21"/>
+                      <w:sz w:val="22"/>
                       <w:szCs w:val="21"/>
                     </w:rPr>
                     <w:t xml:space="preserve"> = 16</w:t>
@@ -5116,35 +5128,35 @@
                       <w:rFonts w:ascii="Avenir Next" w:hAnsi="Avenir Next" w:cs="Avenir Next" w:eastAsia="Avenir Next"/>
                       <w:b/>
                       <w:color w:val="003A70"/>
+                      <w:sz w:val="22"/>
+                      <w:szCs w:val="21"/>
+                    </w:rPr>
+                    <w:t xml:space="preserve">B</w:t>
+                  </w:r>
+                  <w:r>
+                    <w:rPr>
+                      <w:rFonts w:ascii="Avenir Next" w:hAnsi="Avenir Next" w:cs="Avenir Next" w:eastAsia="Avenir Next"/>
+                      <w:color w:val="1A1A1A"/>
                       <w:sz w:val="21"/>
                       <w:szCs w:val="21"/>
                     </w:rPr>
-                    <w:t xml:space="preserve">B</w:t>
-                  </w:r>
-                  <w:r>
-                    <w:rPr>
-                      <w:rFonts w:ascii="Avenir Next" w:hAnsi="Avenir Next" w:cs="Avenir Next" w:eastAsia="Avenir Next"/>
-                      <w:color w:val="1A1A1A"/>
-                      <w:sz w:val="21"/>
+                    <w:tab/>
+                  </w:r>
+                  <w:r>
+                    <w:rPr>
+                      <w:rFonts w:ascii="Avenir Next" w:hAnsi="Avenir Next" w:cs="Avenir Next" w:eastAsia="Avenir Next"/>
+                      <w:i/>
+                      <w:color w:val="1A1A1A"/>
+                      <w:sz w:val="22"/>
                       <w:szCs w:val="21"/>
                     </w:rPr>
-                    <w:tab/>
-                  </w:r>
-                  <w:r>
-                    <w:rPr>
-                      <w:rFonts w:ascii="Avenir Next" w:hAnsi="Avenir Next" w:cs="Avenir Next" w:eastAsia="Avenir Next"/>
-                      <w:i/>
-                      <w:color w:val="1A1A1A"/>
-                      <w:sz w:val="21"/>
-                      <w:szCs w:val="21"/>
-                    </w:rPr>
                     <w:t xml:space="preserve">p</w:t>
                   </w:r>
                   <w:r>
                     <w:rPr>
                       <w:rFonts w:ascii="Avenir Next" w:hAnsi="Avenir Next" w:cs="Avenir Next" w:eastAsia="Avenir Next"/>
                       <w:color w:val="1A1A1A"/>
-                      <w:sz w:val="21"/>
+                      <w:sz w:val="22"/>
                       <w:szCs w:val="21"/>
                     </w:rPr>
                     <w:t xml:space="preserve"> = 29</w:t>
@@ -5169,35 +5181,35 @@
                       <w:rFonts w:ascii="Avenir Next" w:hAnsi="Avenir Next" w:cs="Avenir Next" w:eastAsia="Avenir Next"/>
                       <w:b/>
                       <w:color w:val="003A70"/>
+                      <w:sz w:val="22"/>
+                      <w:szCs w:val="21"/>
+                    </w:rPr>
+                    <w:t xml:space="preserve">C</w:t>
+                  </w:r>
+                  <w:r>
+                    <w:rPr>
+                      <w:rFonts w:ascii="Avenir Next" w:hAnsi="Avenir Next" w:cs="Avenir Next" w:eastAsia="Avenir Next"/>
+                      <w:color w:val="1A1A1A"/>
                       <w:sz w:val="21"/>
                       <w:szCs w:val="21"/>
                     </w:rPr>
-                    <w:t xml:space="preserve">C</w:t>
-                  </w:r>
-                  <w:r>
-                    <w:rPr>
-                      <w:rFonts w:ascii="Avenir Next" w:hAnsi="Avenir Next" w:cs="Avenir Next" w:eastAsia="Avenir Next"/>
-                      <w:color w:val="1A1A1A"/>
-                      <w:sz w:val="21"/>
+                    <w:tab/>
+                  </w:r>
+                  <w:r>
+                    <w:rPr>
+                      <w:rFonts w:ascii="Avenir Next" w:hAnsi="Avenir Next" w:cs="Avenir Next" w:eastAsia="Avenir Next"/>
+                      <w:i/>
+                      <w:color w:val="1A1A1A"/>
+                      <w:sz w:val="22"/>
                       <w:szCs w:val="21"/>
                     </w:rPr>
-                    <w:tab/>
-                  </w:r>
-                  <w:r>
-                    <w:rPr>
-                      <w:rFonts w:ascii="Avenir Next" w:hAnsi="Avenir Next" w:cs="Avenir Next" w:eastAsia="Avenir Next"/>
-                      <w:i/>
-                      <w:color w:val="1A1A1A"/>
-                      <w:sz w:val="21"/>
-                      <w:szCs w:val="21"/>
-                    </w:rPr>
                     <w:t xml:space="preserve">p</w:t>
                   </w:r>
                   <w:r>
                     <w:rPr>
                       <w:rFonts w:ascii="Avenir Next" w:hAnsi="Avenir Next" w:cs="Avenir Next" w:eastAsia="Avenir Next"/>
                       <w:color w:val="1A1A1A"/>
-                      <w:sz w:val="21"/>
+                      <w:sz w:val="22"/>
                       <w:szCs w:val="21"/>
                     </w:rPr>
                     <w:t xml:space="preserve"> = 74</w:t>
@@ -5222,35 +5234,35 @@
                       <w:rFonts w:ascii="Avenir Next" w:hAnsi="Avenir Next" w:cs="Avenir Next" w:eastAsia="Avenir Next"/>
                       <w:b/>
                       <w:color w:val="003A70"/>
+                      <w:sz w:val="22"/>
+                      <w:szCs w:val="21"/>
+                    </w:rPr>
+                    <w:t xml:space="preserve">D</w:t>
+                  </w:r>
+                  <w:r>
+                    <w:rPr>
+                      <w:rFonts w:ascii="Avenir Next" w:hAnsi="Avenir Next" w:cs="Avenir Next" w:eastAsia="Avenir Next"/>
+                      <w:color w:val="1A1A1A"/>
                       <w:sz w:val="21"/>
                       <w:szCs w:val="21"/>
                     </w:rPr>
-                    <w:t xml:space="preserve">D</w:t>
-                  </w:r>
-                  <w:r>
-                    <w:rPr>
-                      <w:rFonts w:ascii="Avenir Next" w:hAnsi="Avenir Next" w:cs="Avenir Next" w:eastAsia="Avenir Next"/>
-                      <w:color w:val="1A1A1A"/>
-                      <w:sz w:val="21"/>
+                    <w:tab/>
+                  </w:r>
+                  <w:r>
+                    <w:rPr>
+                      <w:rFonts w:ascii="Avenir Next" w:hAnsi="Avenir Next" w:cs="Avenir Next" w:eastAsia="Avenir Next"/>
+                      <w:i/>
+                      <w:color w:val="1A1A1A"/>
+                      <w:sz w:val="22"/>
                       <w:szCs w:val="21"/>
                     </w:rPr>
-                    <w:tab/>
-                  </w:r>
-                  <w:r>
-                    <w:rPr>
-                      <w:rFonts w:ascii="Avenir Next" w:hAnsi="Avenir Next" w:cs="Avenir Next" w:eastAsia="Avenir Next"/>
-                      <w:i/>
-                      <w:color w:val="1A1A1A"/>
-                      <w:sz w:val="21"/>
-                      <w:szCs w:val="21"/>
-                    </w:rPr>
                     <w:t xml:space="preserve">p</w:t>
                   </w:r>
                   <w:r>
                     <w:rPr>
                       <w:rFonts w:ascii="Avenir Next" w:hAnsi="Avenir Next" w:cs="Avenir Next" w:eastAsia="Avenir Next"/>
                       <w:color w:val="1A1A1A"/>
-                      <w:sz w:val="21"/>
+                      <w:sz w:val="22"/>
                       <w:szCs w:val="21"/>
                     </w:rPr>
                     <w:t xml:space="preserve"> = 1,305</w:t>
@@ -5417,35 +5429,35 @@
                       <w:rFonts w:ascii="Avenir Next" w:hAnsi="Avenir Next" w:cs="Avenir Next" w:eastAsia="Avenir Next"/>
                       <w:b/>
                       <w:color w:val="003A70"/>
+                      <w:sz w:val="22"/>
+                      <w:szCs w:val="21"/>
+                    </w:rPr>
+                    <w:t xml:space="preserve">A</w:t>
+                  </w:r>
+                  <w:r>
+                    <w:rPr>
+                      <w:rFonts w:ascii="Avenir Next" w:hAnsi="Avenir Next" w:cs="Avenir Next" w:eastAsia="Avenir Next"/>
+                      <w:color w:val="1A1A1A"/>
                       <w:sz w:val="21"/>
                       <w:szCs w:val="21"/>
                     </w:rPr>
-                    <w:t xml:space="preserve">A</w:t>
-                  </w:r>
-                  <w:r>
-                    <w:rPr>
-                      <w:rFonts w:ascii="Avenir Next" w:hAnsi="Avenir Next" w:cs="Avenir Next" w:eastAsia="Avenir Next"/>
-                      <w:color w:val="1A1A1A"/>
-                      <w:sz w:val="21"/>
+                    <w:tab/>
+                  </w:r>
+                  <w:r>
+                    <w:rPr>
+                      <w:rFonts w:ascii="Avenir Next" w:hAnsi="Avenir Next" w:cs="Avenir Next" w:eastAsia="Avenir Next"/>
+                      <w:i/>
+                      <w:color w:val="1A1A1A"/>
+                      <w:sz w:val="22"/>
                       <w:szCs w:val="21"/>
                     </w:rPr>
-                    <w:tab/>
-                  </w:r>
-                  <w:r>
-                    <w:rPr>
-                      <w:rFonts w:ascii="Avenir Next" w:hAnsi="Avenir Next" w:cs="Avenir Next" w:eastAsia="Avenir Next"/>
-                      <w:i/>
-                      <w:color w:val="1A1A1A"/>
-                      <w:sz w:val="21"/>
-                      <w:szCs w:val="21"/>
-                    </w:rPr>
                     <w:t xml:space="preserve">m</w:t>
                   </w:r>
                   <w:r>
                     <w:rPr>
                       <w:rFonts w:ascii="Avenir Next" w:hAnsi="Avenir Next" w:cs="Avenir Next" w:eastAsia="Avenir Next"/>
                       <w:color w:val="1A1A1A"/>
-                      <w:sz w:val="21"/>
+                      <w:sz w:val="22"/>
                       <w:szCs w:val="21"/>
                     </w:rPr>
                     <w:t xml:space="preserve"> + 48 = 37</w:t>
@@ -5470,35 +5482,35 @@
                       <w:rFonts w:ascii="Avenir Next" w:hAnsi="Avenir Next" w:cs="Avenir Next" w:eastAsia="Avenir Next"/>
                       <w:b/>
                       <w:color w:val="003A70"/>
+                      <w:sz w:val="22"/>
+                      <w:szCs w:val="21"/>
+                    </w:rPr>
+                    <w:t xml:space="preserve">B</w:t>
+                  </w:r>
+                  <w:r>
+                    <w:rPr>
+                      <w:rFonts w:ascii="Avenir Next" w:hAnsi="Avenir Next" w:cs="Avenir Next" w:eastAsia="Avenir Next"/>
+                      <w:color w:val="1A1A1A"/>
                       <w:sz w:val="21"/>
                       <w:szCs w:val="21"/>
                     </w:rPr>
-                    <w:t xml:space="preserve">B</w:t>
-                  </w:r>
-                  <w:r>
-                    <w:rPr>
-                      <w:rFonts w:ascii="Avenir Next" w:hAnsi="Avenir Next" w:cs="Avenir Next" w:eastAsia="Avenir Next"/>
-                      <w:color w:val="1A1A1A"/>
-                      <w:sz w:val="21"/>
+                    <w:tab/>
+                  </w:r>
+                  <w:r>
+                    <w:rPr>
+                      <w:rFonts w:ascii="Avenir Next" w:hAnsi="Avenir Next" w:cs="Avenir Next" w:eastAsia="Avenir Next"/>
+                      <w:i/>
+                      <w:color w:val="1A1A1A"/>
+                      <w:sz w:val="22"/>
                       <w:szCs w:val="21"/>
                     </w:rPr>
-                    <w:tab/>
-                  </w:r>
-                  <w:r>
-                    <w:rPr>
-                      <w:rFonts w:ascii="Avenir Next" w:hAnsi="Avenir Next" w:cs="Avenir Next" w:eastAsia="Avenir Next"/>
-                      <w:i/>
-                      <w:color w:val="1A1A1A"/>
-                      <w:sz w:val="21"/>
-                      <w:szCs w:val="21"/>
-                    </w:rPr>
                     <w:t xml:space="preserve">m</w:t>
                   </w:r>
                   <w:r>
                     <w:rPr>
                       <w:rFonts w:ascii="Avenir Next" w:hAnsi="Avenir Next" w:cs="Avenir Next" w:eastAsia="Avenir Next"/>
                       <w:color w:val="1A1A1A"/>
-                      <w:sz w:val="21"/>
+                      <w:sz w:val="22"/>
                       <w:szCs w:val="21"/>
                     </w:rPr>
                     <w:t xml:space="preserve"> − 48 = 37</w:t>
@@ -5523,44 +5535,44 @@
                       <w:rFonts w:ascii="Avenir Next" w:hAnsi="Avenir Next" w:cs="Avenir Next" w:eastAsia="Avenir Next"/>
                       <w:b/>
                       <w:color w:val="003A70"/>
+                      <w:sz w:val="22"/>
+                      <w:szCs w:val="21"/>
+                    </w:rPr>
+                    <w:t xml:space="preserve">C</w:t>
+                  </w:r>
+                  <w:r>
+                    <w:rPr>
+                      <w:rFonts w:ascii="Avenir Next" w:hAnsi="Avenir Next" w:cs="Avenir Next" w:eastAsia="Avenir Next"/>
+                      <w:color w:val="1A1A1A"/>
                       <w:sz w:val="21"/>
                       <w:szCs w:val="21"/>
                     </w:rPr>
-                    <w:t xml:space="preserve">C</w:t>
-                  </w:r>
-                  <w:r>
-                    <w:rPr>
-                      <w:rFonts w:ascii="Avenir Next" w:hAnsi="Avenir Next" w:cs="Avenir Next" w:eastAsia="Avenir Next"/>
-                      <w:color w:val="1A1A1A"/>
-                      <w:sz w:val="21"/>
+                    <w:tab/>
+                  </w:r>
+                  <w:r>
+                    <w:rPr>
+                      <w:rFonts w:ascii="Avenir Next" w:hAnsi="Avenir Next" w:cs="Avenir Next" w:eastAsia="Avenir Next"/>
+                      <w:color w:val="1A1A1A"/>
+                      <w:sz w:val="22"/>
                       <w:szCs w:val="21"/>
                     </w:rPr>
-                    <w:tab/>
-                  </w:r>
-                  <w:r>
-                    <w:rPr>
-                      <w:rFonts w:ascii="Avenir Next" w:hAnsi="Avenir Next" w:cs="Avenir Next" w:eastAsia="Avenir Next"/>
-                      <w:color w:val="1A1A1A"/>
-                      <w:sz w:val="21"/>
+                    <w:t xml:space="preserve">48 − </w:t>
+                  </w:r>
+                  <w:r>
+                    <w:rPr>
+                      <w:rFonts w:ascii="Avenir Next" w:hAnsi="Avenir Next" w:cs="Avenir Next" w:eastAsia="Avenir Next"/>
+                      <w:i/>
+                      <w:color w:val="1A1A1A"/>
+                      <w:sz w:val="22"/>
                       <w:szCs w:val="21"/>
                     </w:rPr>
-                    <w:t xml:space="preserve">48 − </w:t>
-                  </w:r>
-                  <w:r>
-                    <w:rPr>
-                      <w:rFonts w:ascii="Avenir Next" w:hAnsi="Avenir Next" w:cs="Avenir Next" w:eastAsia="Avenir Next"/>
-                      <w:i/>
-                      <w:color w:val="1A1A1A"/>
-                      <w:sz w:val="21"/>
-                      <w:szCs w:val="21"/>
-                    </w:rPr>
                     <w:t xml:space="preserve">m</w:t>
                   </w:r>
                   <w:r>
                     <w:rPr>
                       <w:rFonts w:ascii="Avenir Next" w:hAnsi="Avenir Next" w:cs="Avenir Next" w:eastAsia="Avenir Next"/>
                       <w:color w:val="1A1A1A"/>
-                      <w:sz w:val="21"/>
+                      <w:sz w:val="22"/>
                       <w:szCs w:val="21"/>
                     </w:rPr>
                     <w:t xml:space="preserve"> = 37</w:t>
@@ -5585,44 +5597,44 @@
                       <w:rFonts w:ascii="Avenir Next" w:hAnsi="Avenir Next" w:cs="Avenir Next" w:eastAsia="Avenir Next"/>
                       <w:b/>
                       <w:color w:val="003A70"/>
+                      <w:sz w:val="22"/>
+                      <w:szCs w:val="21"/>
+                    </w:rPr>
+                    <w:t xml:space="preserve">D</w:t>
+                  </w:r>
+                  <w:r>
+                    <w:rPr>
+                      <w:rFonts w:ascii="Avenir Next" w:hAnsi="Avenir Next" w:cs="Avenir Next" w:eastAsia="Avenir Next"/>
+                      <w:color w:val="1A1A1A"/>
                       <w:sz w:val="21"/>
                       <w:szCs w:val="21"/>
                     </w:rPr>
-                    <w:t xml:space="preserve">D</w:t>
-                  </w:r>
-                  <w:r>
-                    <w:rPr>
-                      <w:rFonts w:ascii="Avenir Next" w:hAnsi="Avenir Next" w:cs="Avenir Next" w:eastAsia="Avenir Next"/>
-                      <w:color w:val="1A1A1A"/>
-                      <w:sz w:val="21"/>
+                    <w:tab/>
+                  </w:r>
+                  <w:r>
+                    <w:rPr>
+                      <w:rFonts w:ascii="Avenir Next" w:hAnsi="Avenir Next" w:cs="Avenir Next" w:eastAsia="Avenir Next"/>
+                      <w:color w:val="1A1A1A"/>
+                      <w:sz w:val="22"/>
                       <w:szCs w:val="21"/>
                     </w:rPr>
-                    <w:tab/>
-                  </w:r>
-                  <w:r>
-                    <w:rPr>
-                      <w:rFonts w:ascii="Avenir Next" w:hAnsi="Avenir Next" w:cs="Avenir Next" w:eastAsia="Avenir Next"/>
-                      <w:color w:val="1A1A1A"/>
-                      <w:sz w:val="21"/>
+                    <w:t xml:space="preserve">37</w:t>
+                  </w:r>
+                  <w:r>
+                    <w:rPr>
+                      <w:rFonts w:ascii="Avenir Next" w:hAnsi="Avenir Next" w:cs="Avenir Next" w:eastAsia="Avenir Next"/>
+                      <w:i/>
+                      <w:color w:val="1A1A1A"/>
+                      <w:sz w:val="22"/>
                       <w:szCs w:val="21"/>
                     </w:rPr>
-                    <w:t xml:space="preserve">37</w:t>
-                  </w:r>
-                  <w:r>
-                    <w:rPr>
-                      <w:rFonts w:ascii="Avenir Next" w:hAnsi="Avenir Next" w:cs="Avenir Next" w:eastAsia="Avenir Next"/>
-                      <w:i/>
-                      <w:color w:val="1A1A1A"/>
-                      <w:sz w:val="21"/>
-                      <w:szCs w:val="21"/>
-                    </w:rPr>
                     <w:t xml:space="preserve">m</w:t>
                   </w:r>
                   <w:r>
                     <w:rPr>
                       <w:rFonts w:ascii="Avenir Next" w:hAnsi="Avenir Next" w:cs="Avenir Next" w:eastAsia="Avenir Next"/>
                       <w:color w:val="1A1A1A"/>
-                      <w:sz w:val="21"/>
+                      <w:sz w:val="22"/>
                       <w:szCs w:val="21"/>
                     </w:rPr>
                     <w:t xml:space="preserve"> = 48</w:t>
@@ -5688,6 +5700,7 @@
           </w:tcPr>
           <w:p>
             <w:pPr>
+              <w:pStyle w:val="Heading2"/>
               <w:spacing w:before="0" w:after="0" w:line="240" w:lineRule="auto"/>
             </w:pPr>
             <w:r>
@@ -5725,7 +5738,7 @@
               <w:rPr>
                 <w:rFonts w:ascii="Avenir Next" w:hAnsi="Avenir Next" w:cs="Avenir Next" w:eastAsia="Avenir Next"/>
                 <w:color w:val="1A1A1A"/>
-                <w:sz w:val="17"/>
+                <w:sz w:val="22"/>
                 <w:szCs w:val="17"/>
               </w:rPr>
               <w:t xml:space="preserve">  I can do this on my own</w:t>
@@ -5754,7 +5767,7 @@
               <w:rPr>
                 <w:rFonts w:ascii="Avenir Next" w:hAnsi="Avenir Next" w:cs="Avenir Next" w:eastAsia="Avenir Next"/>
                 <w:color w:val="1A1A1A"/>
-                <w:sz w:val="17"/>
+                <w:sz w:val="22"/>
                 <w:szCs w:val="17"/>
               </w:rPr>
               <w:t xml:space="preserve">  I need a little help</w:t>
@@ -5783,7 +5796,7 @@
               <w:rPr>
                 <w:rFonts w:ascii="Avenir Next" w:hAnsi="Avenir Next" w:cs="Avenir Next" w:eastAsia="Avenir Next"/>
                 <w:color w:val="1A1A1A"/>
-                <w:sz w:val="17"/>
+                <w:sz w:val="22"/>
                 <w:szCs w:val="17"/>
               </w:rPr>
               <w:t xml:space="preserve">  I have a question about #</w:t>
@@ -5890,7 +5903,106 @@
               <w:sz w:val="15"/>
               <w:szCs w:val="15"/>
             </w:rPr>
-            <w:t xml:space="preserve">Lesson 8-2  ·  Homework Packet  ·  Level 1</w:t>
+            <w:t xml:space="preserve">8-2 · Page </w:t>
+          </w:r>
+          <w:r>
+            <w:rPr>
+              <w:rFonts w:ascii="Avenir Next" w:hAnsi="Avenir Next" w:cs="Avenir Next" w:eastAsia="Avenir Next"/>
+              <w:color w:val="5A5F66"/>
+              <w:sz w:val="15"/>
+              <w:szCs w:val="15"/>
+            </w:rPr>
+            <w:fldChar w:fldCharType="begin"/>
+          </w:r>
+          <w:r>
+            <w:rPr>
+              <w:rFonts w:ascii="Avenir Next" w:hAnsi="Avenir Next" w:cs="Avenir Next" w:eastAsia="Avenir Next"/>
+              <w:color w:val="5A5F66"/>
+              <w:sz w:val="15"/>
+              <w:szCs w:val="15"/>
+            </w:rPr>
+            <w:instrText xml:space="preserve"> PAGE </w:instrText>
+          </w:r>
+          <w:r>
+            <w:rPr>
+              <w:rFonts w:ascii="Avenir Next" w:hAnsi="Avenir Next" w:cs="Avenir Next" w:eastAsia="Avenir Next"/>
+              <w:color w:val="5A5F66"/>
+              <w:sz w:val="15"/>
+              <w:szCs w:val="15"/>
+            </w:rPr>
+            <w:fldChar w:fldCharType="separate"/>
+          </w:r>
+          <w:r>
+            <w:rPr>
+              <w:rFonts w:ascii="Avenir Next" w:hAnsi="Avenir Next" w:cs="Avenir Next" w:eastAsia="Avenir Next"/>
+              <w:color w:val="5A5F66"/>
+              <w:sz w:val="15"/>
+              <w:szCs w:val="15"/>
+            </w:rPr>
+            <w:t xml:space="preserve">1</w:t>
+          </w:r>
+          <w:r>
+            <w:rPr>
+              <w:rFonts w:ascii="Avenir Next" w:hAnsi="Avenir Next" w:cs="Avenir Next" w:eastAsia="Avenir Next"/>
+              <w:color w:val="5A5F66"/>
+              <w:sz w:val="15"/>
+              <w:szCs w:val="15"/>
+            </w:rPr>
+            <w:fldChar w:fldCharType="end"/>
+          </w:r>
+          <w:r>
+            <w:rPr>
+              <w:rFonts w:ascii="Avenir Next" w:hAnsi="Avenir Next" w:cs="Avenir Next" w:eastAsia="Avenir Next"/>
+              <w:color w:val="5A5F66"/>
+              <w:sz w:val="15"/>
+              <w:szCs w:val="15"/>
+            </w:rPr>
+            <w:t xml:space="preserve"> of </w:t>
+          </w:r>
+          <w:r>
+            <w:rPr>
+              <w:rFonts w:ascii="Avenir Next" w:hAnsi="Avenir Next" w:cs="Avenir Next" w:eastAsia="Avenir Next"/>
+              <w:color w:val="5A5F66"/>
+              <w:sz w:val="15"/>
+              <w:szCs w:val="15"/>
+            </w:rPr>
+            <w:fldChar w:fldCharType="begin"/>
+          </w:r>
+          <w:r>
+            <w:rPr>
+              <w:rFonts w:ascii="Avenir Next" w:hAnsi="Avenir Next" w:cs="Avenir Next" w:eastAsia="Avenir Next"/>
+              <w:color w:val="5A5F66"/>
+              <w:sz w:val="15"/>
+              <w:szCs w:val="15"/>
+            </w:rPr>
+            <w:instrText xml:space="preserve"> NUMPAGES </w:instrText>
+          </w:r>
+          <w:r>
+            <w:rPr>
+              <w:rFonts w:ascii="Avenir Next" w:hAnsi="Avenir Next" w:cs="Avenir Next" w:eastAsia="Avenir Next"/>
+              <w:color w:val="5A5F66"/>
+              <w:sz w:val="15"/>
+              <w:szCs w:val="15"/>
+            </w:rPr>
+            <w:fldChar w:fldCharType="separate"/>
+          </w:r>
+          <w:r>
+            <w:rPr>
+              <w:rFonts w:ascii="Avenir Next" w:hAnsi="Avenir Next" w:cs="Avenir Next" w:eastAsia="Avenir Next"/>
+              <w:color w:val="5A5F66"/>
+              <w:sz w:val="15"/>
+              <w:szCs w:val="15"/>
+            </w:rPr>
+            <w:t xml:space="preserve">1</w:t>
+          </w:r>
+          <w:r>
+            <w:rPr>
+              <w:rFonts w:ascii="Avenir Next" w:hAnsi="Avenir Next" w:cs="Avenir Next" w:eastAsia="Avenir Next"/>
+              <w:color w:val="5A5F66"/>
+              <w:sz w:val="15"/>
+              <w:szCs w:val="15"/>
+            </w:rPr>
+            <w:fldChar w:fldCharType="end"/>
           </w:r>
         </w:p>
       </w:tc>
@@ -5933,5 +6045,23 @@
       </w:tblCellMar>
     </w:tblPr>
   </w:style>
+  <w:style w:type="paragraph" w:styleId="Heading1">
+    <w:name w:val="heading 1"/>
+    <w:basedOn w:val="Normal"/>
+    <w:pPr>
+      <w:outlineLvl w:val="0"/>
+      <w:keepNext w:val="0"/>
+      <w:keepLines w:val="0"/>
+    </w:pPr>
+  </w:style>
+  <w:style w:type="paragraph" w:styleId="Heading2">
+    <w:name w:val="heading 2"/>
+    <w:basedOn w:val="Normal"/>
+    <w:pPr>
+      <w:outlineLvl w:val="1"/>
+      <w:keepNext w:val="0"/>
+      <w:keepLines w:val="0"/>
+    </w:pPr>
+  </w:style>
 </w:styles>
 </file>